--- a/docs/draft/Proposal draft 4.docx
+++ b/docs/draft/Proposal draft 4.docx
@@ -1,6 +1,6 @@
 
 <file path=word/document.xml><?xml version="1.0" encoding="utf-8"?>
-<w:document xmlns:wpc="http://schemas.microsoft.com/office/word/2010/wordprocessingCanvas" xmlns:cx="http://schemas.microsoft.com/office/drawing/2014/chartex" xmlns:cx1="http://schemas.microsoft.com/office/drawing/2015/9/8/chartex" xmlns:cx2="http://schemas.microsoft.com/office/drawing/2015/10/21/chartex" xmlns:cx3="http://schemas.microsoft.com/office/drawing/2016/5/9/chartex" xmlns:cx4="http://schemas.microsoft.com/office/drawing/2016/5/10/chartex" xmlns:cx5="http://schemas.microsoft.com/office/drawing/2016/5/11/chartex" xmlns:cx6="http://schemas.microsoft.com/office/drawing/2016/5/12/chartex" xmlns:cx7="http://schemas.microsoft.com/office/drawing/2016/5/13/chartex" xmlns:cx8="http://schemas.microsoft.com/office/drawing/2016/5/14/chartex" xmlns:mc="http://schemas.openxmlformats.org/markup-compatibility/2006" xmlns:aink="http://schemas.microsoft.com/office/drawing/2016/ink" xmlns:am3d="http://schemas.microsoft.com/office/drawing/2017/model3d" xmlns:o="urn:schemas-microsoft-com:office:office" xmlns:oel="http://schemas.microsoft.com/office/2019/extlst" xmlns:r="http://schemas.openxmlformats.org/officeDocument/2006/relationships" xmlns:m="http://schemas.openxmlformats.org/officeDocument/2006/math" xmlns:v="urn:schemas-microsoft-com:vml" xmlns:wp14="http://schemas.microsoft.com/office/word/2010/wordprocessingDrawing" xmlns:wp="http://schemas.openxmlformats.org/drawingml/2006/wordprocessingDrawing" xmlns:w10="urn:schemas-microsoft-com:office:word" xmlns:w="http://schemas.openxmlformats.org/wordprocessingml/2006/main" xmlns:w14="http://schemas.microsoft.com/office/word/2010/wordml" xmlns:w15="http://schemas.microsoft.com/office/word/2012/wordml" xmlns:w16cex="http://schemas.microsoft.com/office/word/2018/wordml/cex" xmlns:w16cid="http://schemas.microsoft.com/office/word/2016/wordml/cid" xmlns:w16="http://schemas.microsoft.com/office/word/2018/wordml" xmlns:w16du="http://schemas.microsoft.com/office/word/2023/wordml/word16du" xmlns:w16sdtdh="http://schemas.microsoft.com/office/word/2020/wordml/sdtdatahash" xmlns:w16sdtfl="http://schemas.microsoft.com/office/word/2024/wordml/sdtformatlock" xmlns:w16se="http://schemas.microsoft.com/office/word/2015/wordml/symex" xmlns:wpg="http://schemas.microsoft.com/office/word/2010/wordprocessingGroup" xmlns:wpi="http://schemas.microsoft.com/office/word/2010/wordprocessingInk" xmlns:wne="http://schemas.microsoft.com/office/word/2006/wordml" xmlns:wps="http://schemas.microsoft.com/office/word/2010/wordprocessingShape" mc:Ignorable="w14 w15 w16se w16cid w16 w16cex w16sdtdh w16sdtfl w16du wp14">
+<w:document xmlns:wpc="http://schemas.microsoft.com/office/word/2010/wordprocessingCanvas" xmlns:cx="http://schemas.microsoft.com/office/drawing/2014/chartex" xmlns:cx1="http://schemas.microsoft.com/office/drawing/2015/9/8/chartex" xmlns:cx2="http://schemas.microsoft.com/office/drawing/2015/10/21/chartex" xmlns:cx3="http://schemas.microsoft.com/office/drawing/2016/5/9/chartex" xmlns:cx4="http://schemas.microsoft.com/office/drawing/2016/5/10/chartex" xmlns:cx5="http://schemas.microsoft.com/office/drawing/2016/5/11/chartex" xmlns:cx6="http://schemas.microsoft.com/office/drawing/2016/5/12/chartex" xmlns:cx7="http://schemas.microsoft.com/office/drawing/2016/5/13/chartex" xmlns:cx8="http://schemas.microsoft.com/office/drawing/2016/5/14/chartex" xmlns:mc="http://schemas.openxmlformats.org/markup-compatibility/2006" xmlns:aink="http://schemas.microsoft.com/office/drawing/2016/ink" xmlns:am3d="http://schemas.microsoft.com/office/drawing/2017/model3d" xmlns:o="urn:schemas-microsoft-com:office:office" xmlns:oel="http://schemas.microsoft.com/office/2019/extlst" xmlns:r="http://schemas.openxmlformats.org/officeDocument/2006/relationships" xmlns:m="http://schemas.openxmlformats.org/officeDocument/2006/math" xmlns:v="urn:schemas-microsoft-com:vml" xmlns:wp14="http://schemas.microsoft.com/office/word/2010/wordprocessingDrawing" xmlns:wp="http://schemas.openxmlformats.org/drawingml/2006/wordprocessingDrawing" xmlns:w10="urn:schemas-microsoft-com:office:word" xmlns:w="http://schemas.openxmlformats.org/wordprocessingml/2006/main" xmlns:w14="http://schemas.microsoft.com/office/word/2010/wordml" xmlns:w15="http://schemas.microsoft.com/office/word/2012/wordml" xmlns:w16cei="http://schemas.microsoft.com/office/word/2026/wordml/cei" xmlns:w16cex="http://schemas.microsoft.com/office/word/2018/wordml/cex" xmlns:w16cid="http://schemas.microsoft.com/office/word/2016/wordml/cid" xmlns:w16="http://schemas.microsoft.com/office/word/2018/wordml" xmlns:w16du="http://schemas.microsoft.com/office/word/2023/wordml/word16du" xmlns:w16sdtdh="http://schemas.microsoft.com/office/word/2020/wordml/sdtdatahash" xmlns:w16sdtfl="http://schemas.microsoft.com/office/word/2024/wordml/sdtformatlock" xmlns:w16se="http://schemas.microsoft.com/office/word/2015/wordml/symex" xmlns:wpg="http://schemas.microsoft.com/office/word/2010/wordprocessingGroup" xmlns:wpi="http://schemas.microsoft.com/office/word/2010/wordprocessingInk" xmlns:wne="http://schemas.microsoft.com/office/word/2006/wordml" xmlns:wps="http://schemas.microsoft.com/office/word/2010/wordprocessingShape" mc:Ignorable="w14 w15 w16se w16cid w16 w16cex w16sdtdh w16sdtfl w16du wp14">
   <w:body>
     <w:p>
       <w:pPr>
@@ -368,13 +368,31 @@
         <w:t xml:space="preserve">ล้านตัน สร้างรายได้ราว </w:t>
       </w:r>
       <w:r>
-        <w:t xml:space="preserve">6.5 </w:t>
-      </w:r>
-      <w:r>
-        <w:rPr>
-          <w:cs/>
-        </w:rPr>
-        <w:t>พันล้านดอลลาร์สหรัฐ [</w:t>
+        <w:t xml:space="preserve">6.5 พันล้านดอลลาร์สหรัฐ [1, 2, 3] </w:t>
+      </w:r>
+      <w:r>
+        <w:rPr>
+          <w:cs/>
+        </w:rPr>
+        <w:t xml:space="preserve">และมีครัวเรือนเกษตรกรทำนาปลูกข้าวกว่า </w:t>
+      </w:r>
+      <w:r>
+        <w:t xml:space="preserve">4.6 </w:t>
+      </w:r>
+      <w:r>
+        <w:rPr>
+          <w:cs/>
+        </w:rPr>
+        <w:t xml:space="preserve">ล้านครัวเรือน ครอบคลุมพื้นที่มากกว่า </w:t>
+      </w:r>
+      <w:r>
+        <w:t xml:space="preserve">115,000 </w:t>
+      </w:r>
+      <w:r>
+        <w:rPr>
+          <w:cs/>
+        </w:rPr>
+        <w:t>ตารางกิโลเมตร [</w:t>
       </w:r>
       <w:r>
         <w:t xml:space="preserve">1, 2] </w:t>
@@ -383,34 +401,20 @@
         <w:rPr>
           <w:cs/>
         </w:rPr>
-        <w:t xml:space="preserve">และมีครัวเรือนเกษตรกรทำนาปลูกข้าวกว่า </w:t>
-      </w:r>
-      <w:r>
-        <w:t xml:space="preserve">4.6 </w:t>
-      </w:r>
-      <w:r>
-        <w:rPr>
-          <w:cs/>
-        </w:rPr>
-        <w:t xml:space="preserve">ล้านครัวเรือน ครอบคลุมพื้นที่มากกว่า </w:t>
-      </w:r>
-      <w:r>
-        <w:t xml:space="preserve">115,000 </w:t>
-      </w:r>
-      <w:r>
-        <w:rPr>
-          <w:cs/>
-        </w:rPr>
-        <w:t>ตารางกิโลเมตร [</w:t>
-      </w:r>
-      <w:r>
-        <w:t xml:space="preserve">1, 2] </w:t>
-      </w:r>
-      <w:r>
-        <w:rPr>
-          <w:cs/>
-        </w:rPr>
-        <w:t>แม้สัดส่วนต่อผลิตภัณฑ์มวลรวมภายในประเทศจะไม่สูงเท่าอุตสาหกรรมอื่น ถึงอย่างนั้นข้าวยังเป็นแหล่งรายได้และมีผลต่อการดำรงชีพของครัวเรือนในชนบทจำนวนมาก การพัฒนาการเกษตรข้าวจึงไม่ได้จำกัดอยู่ที่การเพิ่มผลผลิตเพียงอย่างเดียว แต่รวมถึงการจัดการผลกระทบต่อสิ่งแวดล้อมที่เกิดจากรูปแบบการปลูกด้วย</w:t>
+        <w:t xml:space="preserve">แม้สัดส่วนต่อผลิตภัณฑ์มวลรวมภายในประเทศจะไม่สูงเท่าอุตสาหกรรมอื่น ถึงอย่างนั้นข้าวยังเป็นแหล่งรายได้และมีผลต่อการดำรงชีพของครัวเรือนในชนบทจำนวนมาก </w:t>
+      </w:r>
+      <w:r>
+        <w:rPr>
+          <w:rFonts w:hint="cs"/>
+          <w:cs/>
+        </w:rPr>
+        <w:t>ใน</w:t>
+      </w:r>
+      <w:r>
+        <w:rPr>
+          <w:cs/>
+        </w:rPr>
+        <w:t>การพัฒนาการเกษตรข้าวจึงไม่ได้จำกัดอยู่ที่การเพิ่มผลผลิตเพียงอย่างเดียว แต่รวมถึงการจัดการผลกระทบต่อสิ่งแวดล้อมที่เกิดจากรูปแบบการปลูกด้วย</w:t>
       </w:r>
     </w:p>
     <w:p>
@@ -572,7 +576,20 @@
         <w:rPr>
           <w:cs/>
         </w:rPr>
-        <w:t>เทคนิคสเปกโทรสโกปีและการสังเกตจากดาวเทียม ให้ข้อมูลในระดับภูมิภาคหรือระดับความละเอียดสูง แต่มีต้นทุนสูงและความละเอียดเชิงพื้นที่มักไม่ระเอียดพอถึงระดับรายแปลงนา [</w:t>
+        <w:t>เทคนิคสเปกโทรสโกปีและการสังเกตจากดาวเทียม ให้ข้อมูลในระดับภูมิภาคหรือระดับความละเอียด</w:t>
+      </w:r>
+      <w:r>
+        <w:rPr>
+          <w:rFonts w:hint="cs"/>
+          <w:cs/>
+        </w:rPr>
+        <w:t>ในระดับนึง</w:t>
+      </w:r>
+      <w:r>
+        <w:rPr>
+          <w:cs/>
+        </w:rPr>
+        <w:t xml:space="preserve"> แต่มีต้นทุนสูงและความละเอียดเชิงพื้นที่มักไม่ระเอียดพอถึงระดับรายแปลงนา [</w:t>
       </w:r>
       <w:r>
         <w:t xml:space="preserve">8, 22] </w:t>
@@ -625,8 +642,13 @@
         </w:rPr>
         <w:t xml:space="preserve">แนวทาง </w:t>
       </w:r>
-      <w:r>
-        <w:t xml:space="preserve">eNose </w:t>
+      <w:proofErr w:type="spellStart"/>
+      <w:r>
+        <w:t>eNose</w:t>
+      </w:r>
+      <w:proofErr w:type="spellEnd"/>
+      <w:r>
+        <w:t xml:space="preserve"> </w:t>
       </w:r>
       <w:r>
         <w:rPr>
@@ -709,25 +731,7 @@
         <w:rPr>
           <w:cs/>
         </w:rPr>
-        <w:t xml:space="preserve">แม้ </w:t>
-      </w:r>
-      <w:r>
-        <w:t xml:space="preserve">Domènech-Gil et al. [10] </w:t>
-      </w:r>
-      <w:r>
-        <w:rPr>
-          <w:cs/>
-        </w:rPr>
-        <w:t xml:space="preserve">จะรายงานผลที่ดีในสภาพภาคสนามทั่วไป แต่งานดังกล่าวมุ่งช่วงความเข้มข้นต่ำ (ระดับ </w:t>
-      </w:r>
-      <w:r>
-        <w:t xml:space="preserve">ppb–ppm </w:t>
-      </w:r>
-      <w:r>
-        <w:rPr>
-          <w:cs/>
-        </w:rPr>
-        <w:t xml:space="preserve">ในบรรยากาศ) ขณะที่บริบทนาข้าวไทยมีความชื้นสูง การเปลี่ยนแปลงตามฤดูกาล และสภาพแวดล้อมที่ซับซ้อน จึงยังจำเป็นต้องพัฒนาและตรวจสอบแบบจำลองใหม่ภายใต้เงื่อนไขที่เกี่ยวข้องกับแปลงนา โดยอ้างอิงกับวิธี </w:t>
+        <w:t xml:space="preserve">ขณะที่บริบทนาข้าวไทยมีความชื้นสูง การเปลี่ยนแปลงตามฤดูกาล และสภาพแวดล้อมที่ซับซ้อน จึงยังจำเป็นต้องพัฒนาและตรวจสอบแบบจำลองใหม่ภายใต้เงื่อนไขที่เกี่ยวข้องกับแปลงนา โดยอ้างอิงกับวิธี </w:t>
       </w:r>
       <w:r>
         <w:t>chamber–GC [6, 7]</w:t>
@@ -742,19 +746,67 @@
         <w:rPr>
           <w:cs/>
         </w:rPr>
-        <w:t xml:space="preserve">ดังนั้นงานวิจัยนี้จึงมุ่งพัฒนาเครื่องและแบบจำลอง จากสัญญาณ </w:t>
-      </w:r>
-      <w:r>
-        <w:t xml:space="preserve">eNose </w:t>
-      </w:r>
-      <w:r>
-        <w:rPr>
-          <w:cs/>
-        </w:rPr>
-        <w:t xml:space="preserve">ควบคู่กับค่าอุณหภูมิ และ ความชื้น บนชุดเครื่องมือที่พัฒนาขึ้น แล้วเปรียบเทียบความสอดคล้องของค่าความเข้มข้น </w:t>
+        <w:t>ดังนั้นงานวิจัยนี้จึงมุ่งพัฒนาเครื่องและแบบจำลอง จากสัญญาณ</w:t>
+      </w:r>
+      <w:r>
+        <w:rPr>
+          <w:rFonts w:hint="cs"/>
+          <w:cs/>
+        </w:rPr>
+        <w:t>เครื่อง</w:t>
+      </w:r>
+      <w:r>
+        <w:rPr>
+          <w:cs/>
+        </w:rPr>
+        <w:t xml:space="preserve"> </w:t>
+      </w:r>
+      <w:proofErr w:type="spellStart"/>
+      <w:r>
+        <w:t>eNose</w:t>
+      </w:r>
+      <w:proofErr w:type="spellEnd"/>
+      <w:r>
+        <w:t xml:space="preserve"> </w:t>
+      </w:r>
+      <w:r>
+        <w:rPr>
+          <w:rFonts w:hint="cs"/>
+          <w:cs/>
+        </w:rPr>
+        <w:t>ที่พัฒนาขึ้นและบันทึกค่า</w:t>
+      </w:r>
+      <w:r>
+        <w:rPr>
+          <w:cs/>
+        </w:rPr>
+        <w:t xml:space="preserve">ค่าอุณหภูมิ และ ความชื้น </w:t>
+      </w:r>
+      <w:r>
+        <w:rPr>
+          <w:rFonts w:hint="cs"/>
+          <w:cs/>
+        </w:rPr>
+        <w:t>และ</w:t>
+      </w:r>
+      <w:r>
+        <w:rPr>
+          <w:cs/>
+        </w:rPr>
+        <w:t xml:space="preserve">เปรียบเทียบความสอดคล้องของค่าความเข้มข้น </w:t>
       </w:r>
       <w:r>
         <w:t xml:space="preserve">CH₄ (ppm) </w:t>
+      </w:r>
+      <w:r>
+        <w:t xml:space="preserve"> </w:t>
+      </w:r>
+      <w:r>
+        <w:rPr>
+          <w:rFonts w:hint="cs"/>
+          <w:cs/>
+        </w:rPr>
+        <w:t>ที่ทำนายได้</w:t>
       </w:r>
       <w:r>
         <w:rPr>
@@ -870,44 +922,54 @@
         <w:rPr>
           <w:cs/>
         </w:rPr>
+        <w:t>ออกสู่บรรยากาศ ทั้งผ่านผิวน้ำ ฟองอากาศ และผ่านท่อลำเลียงอากาศในต้นข้าว [4]</w:t>
+      </w:r>
+      <w:r>
+        <w:t xml:space="preserve"> </w:t>
+      </w:r>
+      <w:r>
+        <w:rPr>
+          <w:cs/>
+        </w:rPr>
+        <w:t xml:space="preserve">ด้วยเหตุนี้นาข้าวจึงกลายเป็นหนึ่งในแหล่งปล่อย </w:t>
+      </w:r>
+      <w:r>
+        <w:t xml:space="preserve">CH₄ </w:t>
+      </w:r>
+      <w:r>
+        <w:rPr>
+          <w:cs/>
+        </w:rPr>
+        <w:t xml:space="preserve">ที่สำคัญ </w:t>
+      </w:r>
+      <w:r>
+        <w:rPr>
+          <w:rFonts w:hint="cs"/>
+          <w:cs/>
+        </w:rPr>
+        <w:t>จากการศึกษาพบว่า</w:t>
+      </w:r>
+      <w:r>
+        <w:rPr>
+          <w:cs/>
+        </w:rPr>
+        <w:t xml:space="preserve">การปลูกข้าวปล่อย </w:t>
+      </w:r>
+      <w:r>
+        <w:t xml:space="preserve">CH₄ </w:t>
+      </w:r>
+      <w:r>
+        <w:rPr>
+          <w:cs/>
+        </w:rPr>
+        <w:t>คิดเป็น</w:t>
+      </w:r>
+      <w:r>
+        <w:rPr>
+          <w:cs/>
+        </w:rPr>
         <w:lastRenderedPageBreak/>
-        <w:t>ออกสู่บรรยากาศ ทั้งผ่านผิวน้ำ ฟองอากาศ (</w:t>
-      </w:r>
-      <w:r>
-        <w:t xml:space="preserve">ebullition) </w:t>
-      </w:r>
-      <w:r>
-        <w:rPr>
-          <w:cs/>
-        </w:rPr>
-        <w:t>และผ่านท่อลำเลียงอากาศในต้นข้าว [</w:t>
-      </w:r>
-      <w:r>
-        <w:t xml:space="preserve">1] </w:t>
-      </w:r>
-      <w:r>
-        <w:rPr>
-          <w:cs/>
-        </w:rPr>
-        <w:t xml:space="preserve">ด้วยเหตุนี้นาข้าวจึงกลายเป็นหนึ่งในแหล่งปล่อย </w:t>
-      </w:r>
-      <w:r>
-        <w:t xml:space="preserve">CH₄ </w:t>
-      </w:r>
-      <w:r>
-        <w:rPr>
-          <w:cs/>
-        </w:rPr>
-        <w:t xml:space="preserve">จากกิจกรรมมนุษย์ที่สำคัญ โดยงานทบทวนล่าสุดประเมินว่าการปลูกข้าวปล่อย </w:t>
-      </w:r>
-      <w:r>
-        <w:t xml:space="preserve">CH₄ </w:t>
-      </w:r>
-      <w:r>
-        <w:rPr>
-          <w:cs/>
-        </w:rPr>
-        <w:t>คิดเป็นประมาณ</w:t>
+        <w:t>ประมาณ</w:t>
       </w:r>
       <w:r>
         <w:t xml:space="preserve"> </w:t>
@@ -925,36 +987,10 @@
         <w:rPr>
           <w:cs/>
         </w:rPr>
-        <w:t>ของการปล่อยมีเทน</w:t>
-      </w:r>
-      <w:r>
-        <w:rPr>
-          <w:rFonts w:hint="cs"/>
-          <w:cs/>
-        </w:rPr>
-        <w:t>ที่เกิด</w:t>
-      </w:r>
-      <w:r>
-        <w:rPr>
-          <w:cs/>
-        </w:rPr>
-        <w:t>จากกิจกรรม</w:t>
-      </w:r>
-      <w:r>
-        <w:rPr>
-          <w:rFonts w:hint="cs"/>
-          <w:cs/>
-        </w:rPr>
-        <w:t>ของ</w:t>
-      </w:r>
-      <w:r>
-        <w:rPr>
-          <w:cs/>
-        </w:rPr>
-        <w:t>มนุษย์ทั่วโลก</w:t>
-      </w:r>
-      <w:r>
-        <w:t xml:space="preserve"> [2] </w:t>
+        <w:t>ของการปล่อยมีเทนทั่วโลก</w:t>
+      </w:r>
+      <w:r>
+        <w:t xml:space="preserve"> [13] </w:t>
       </w:r>
       <w:r>
         <w:rPr>
@@ -969,7 +1005,7 @@
         <w:rPr>
           <w:cs/>
         </w:rPr>
-        <w:t xml:space="preserve">ของการปล่อยมีเทนเชิงมนุษย์ทั้งหมดที่ระดับ </w:t>
+        <w:t xml:space="preserve">ของการปล่อยมีเทนทั้งหมดที่ระดับ </w:t>
       </w:r>
       <w:r>
         <w:t>308</w:t>
@@ -993,10 +1029,10 @@
         <w:rPr>
           <w:cs/>
         </w:rPr>
-        <w:t>ต่อปี [</w:t>
-      </w:r>
-      <w:r>
-        <w:t xml:space="preserve">3] </w:t>
+        <w:t>ต่อปี [14]</w:t>
+      </w:r>
+      <w:r>
+        <w:t xml:space="preserve"> </w:t>
       </w:r>
       <w:r>
         <w:rPr>
@@ -1011,10 +1047,7 @@
         <w:rPr>
           <w:cs/>
         </w:rPr>
-        <w:t>ของข้าวถูกผลิตและบริโภคในทวีปเอเชีย จึงเป็นภูมิภาคที่มีความสำคัญเชิงยุทธศาสตร์ต่อการลดการปล่อยก๊าซ [</w:t>
-      </w:r>
-      <w:r>
-        <w:t>2]</w:t>
+        <w:t>ของข้าวถูกผลิตและบริโภคในทวีปเอเชีย จึงเป็นภูมิภาคที่มีความสำคัญเชิงยุทธศาสตร์ต่อการลดการปล่อยก๊าซ [13]</w:t>
       </w:r>
     </w:p>
     <w:p>
@@ -1035,7 +1068,25 @@
         <w:rPr>
           <w:cs/>
         </w:rPr>
-        <w:t xml:space="preserve">จากนาข้าวไม่ใช่ค่าคงที่ แต่ผันแปรสูงตามการจัดการน้ำ พันธุ์ข้าว คุณสมบัติดิน และฤดูกาล </w:t>
+        <w:t>จากนาข้าวไม่ใช่ค่าคงที่ แต่ผันแปรสูงตามการจัดการน้ำ</w:t>
+      </w:r>
+      <w:r>
+        <w:t>,</w:t>
+      </w:r>
+      <w:r>
+        <w:rPr>
+          <w:cs/>
+        </w:rPr>
+        <w:t xml:space="preserve"> พันธุ์ข้าว</w:t>
+      </w:r>
+      <w:r>
+        <w:t>,</w:t>
+      </w:r>
+      <w:r>
+        <w:rPr>
+          <w:cs/>
+        </w:rPr>
+        <w:t xml:space="preserve"> คุณสมบัติดิน และฤดูกาล </w:t>
       </w:r>
       <w:r>
         <w:rPr>
@@ -1045,13 +1096,26 @@
         <w:t xml:space="preserve">จากการศึกษาของ </w:t>
       </w:r>
       <w:r>
-        <w:t xml:space="preserve">Nguyen et al. [1] </w:t>
-      </w:r>
-      <w:r>
-        <w:rPr>
-          <w:cs/>
-        </w:rPr>
-        <w:t xml:space="preserve">สรุปว่าการปล่อย </w:t>
+        <w:t xml:space="preserve">Nguyen et al. [4] </w:t>
+      </w:r>
+      <w:r>
+        <w:rPr>
+          <w:cs/>
+        </w:rPr>
+        <w:t>สรุป</w:t>
+      </w:r>
+      <w:r>
+        <w:rPr>
+          <w:rFonts w:hint="cs"/>
+          <w:cs/>
+        </w:rPr>
+        <w:t>ไว้</w:t>
+      </w:r>
+      <w:r>
+        <w:rPr>
+          <w:cs/>
+        </w:rPr>
+        <w:t xml:space="preserve">ว่าการปล่อย </w:t>
       </w:r>
       <w:r>
         <w:t xml:space="preserve">CH₄ </w:t>
@@ -1076,7 +1140,7 @@
           <w:rFonts w:hint="cs"/>
           <w:cs/>
         </w:rPr>
-        <w:t>การปลูก</w:t>
+        <w:t>แปลงปลูก</w:t>
       </w:r>
       <w:r>
         <w:rPr>
@@ -1113,7 +1177,20 @@
         <w:rPr>
           <w:cs/>
         </w:rPr>
-        <w:t>ให้ผลชัดเจนที่สุด งานวิเคราะห</w:t>
+        <w:t xml:space="preserve">ให้ผลชัดเจนที่สุด </w:t>
+      </w:r>
+      <w:r>
+        <w:rPr>
+          <w:rFonts w:hint="cs"/>
+          <w:cs/>
+        </w:rPr>
+        <w:t>จาก</w:t>
+      </w:r>
+      <w:r>
+        <w:rPr>
+          <w:cs/>
+        </w:rPr>
+        <w:t>งานวิเคราะห</w:t>
       </w:r>
       <w:r>
         <w:rPr>
@@ -1126,7 +1203,20 @@
         <w:rPr>
           <w:cs/>
         </w:rPr>
-        <w:t xml:space="preserve">จาก </w:t>
+        <w:t>จาก</w:t>
+      </w:r>
+      <w:r>
+        <w:rPr>
+          <w:rFonts w:hint="cs"/>
+          <w:cs/>
+        </w:rPr>
+        <w:t>จากการเก็บข้อมูล</w:t>
+      </w:r>
+      <w:r>
+        <w:rPr>
+          <w:cs/>
+        </w:rPr>
+        <w:t xml:space="preserve"> </w:t>
       </w:r>
       <w:r>
         <w:t xml:space="preserve">47 </w:t>
@@ -1147,38 +1237,182 @@
       </w:r>
       <w:r>
         <w:rPr>
-          <w:rFonts w:hint="cs"/>
-          <w:cs/>
-        </w:rPr>
-        <w:t>จากการเก็บข้อมูล</w:t>
-      </w:r>
-      <w:r>
-        <w:rPr>
-          <w:cs/>
-        </w:rPr>
-        <w:t>ภาคสนาม</w:t>
-      </w:r>
-      <w:r>
-        <w:rPr>
-          <w:rFonts w:hint="cs"/>
-          <w:cs/>
-        </w:rPr>
+          <w:cs/>
+        </w:rPr>
+        <w:t>พบว่าการจัดการน้ำแบบเปียกสลับแห้ง (</w:t>
+      </w:r>
+      <w:r>
+        <w:t xml:space="preserve">alternate wetting and drying, AWD) </w:t>
+      </w:r>
+      <w:r>
+        <w:rPr>
+          <w:rFonts w:hint="cs"/>
+          <w:cs/>
+        </w:rPr>
+        <w:t>สามารถ</w:t>
+      </w:r>
+      <w:r>
+        <w:rPr>
+          <w:cs/>
+        </w:rPr>
+        <w:t xml:space="preserve">ลดการปล่อย </w:t>
+      </w:r>
+      <w:r>
+        <w:t xml:space="preserve">CH₄ </w:t>
+      </w:r>
+      <w:r>
+        <w:rPr>
+          <w:cs/>
+        </w:rPr>
+        <w:t>ได้เฉลี่ย</w:t>
+      </w:r>
+      <w:r>
         <w:t xml:space="preserve"> </w:t>
       </w:r>
       <w:r>
         <w:rPr>
           <w:cs/>
         </w:rPr>
-        <w:t>พบว่าการจัดการน้ำแบบเปียกสลับแห้ง (</w:t>
-      </w:r>
-      <w:r>
-        <w:t xml:space="preserve">alternate wetting and drying, AWD) </w:t>
-      </w:r>
-      <w:r>
-        <w:rPr>
-          <w:cs/>
-        </w:rPr>
-        <w:t xml:space="preserve">ลดการปล่อย </w:t>
+        <w:t xml:space="preserve">ร้อยละ </w:t>
+      </w:r>
+      <w:r>
+        <w:t xml:space="preserve">64.5 ± 12.3 </w:t>
+      </w:r>
+      <w:r>
+        <w:rPr>
+          <w:cs/>
+        </w:rPr>
+        <w:t xml:space="preserve">เมื่อเทียบกับการขังน้ำต่อเนื่อง </w:t>
+      </w:r>
+      <w:r>
+        <w:rPr>
+          <w:color w:val="EE0000"/>
+          <w:cs/>
+        </w:rPr>
+        <w:t xml:space="preserve">โดยลดได้มากกว่าในเขตร้อน </w:t>
+      </w:r>
+      <w:r>
+        <w:rPr>
+          <w:cs/>
+        </w:rPr>
+        <w:t xml:space="preserve">(ร้อยละ </w:t>
+      </w:r>
+      <w:r>
+        <w:t xml:space="preserve">68.2) </w:t>
+      </w:r>
+      <w:r>
+        <w:rPr>
+          <w:color w:val="EE0000"/>
+          <w:cs/>
+        </w:rPr>
+        <w:t>และใน</w:t>
+      </w:r>
+      <w:r>
+        <w:rPr>
+          <w:rFonts w:hint="cs"/>
+          <w:color w:val="EE0000"/>
+          <w:cs/>
+        </w:rPr>
+        <w:t>พื้นที่ปลูกลักษณะ</w:t>
+      </w:r>
+      <w:r>
+        <w:rPr>
+          <w:color w:val="EE0000"/>
+          <w:cs/>
+        </w:rPr>
+        <w:t xml:space="preserve">ดินเหนียว </w:t>
+      </w:r>
+      <w:r>
+        <w:rPr>
+          <w:cs/>
+        </w:rPr>
+        <w:t xml:space="preserve">(ร้อยละ </w:t>
+      </w:r>
+      <w:r>
+        <w:t xml:space="preserve">71.3) </w:t>
+      </w:r>
+      <w:r>
+        <w:rPr>
+          <w:cs/>
+        </w:rPr>
+        <w:t xml:space="preserve">แต่ทำให้ </w:t>
+      </w:r>
+      <w:r>
+        <w:t xml:space="preserve">N₂O </w:t>
+      </w:r>
+      <w:r>
+        <w:rPr>
+          <w:cs/>
+        </w:rPr>
+        <w:t xml:space="preserve">เพิ่มขึ้นราวร้อยละ </w:t>
+      </w:r>
+      <w:r>
+        <w:t xml:space="preserve">18.7 </w:t>
+      </w:r>
+      <w:r>
+        <w:rPr>
+          <w:cs/>
+        </w:rPr>
+        <w:t>ส่งผลให้ศักยภาพภาวะโลกร้อนโดยรวม (</w:t>
+      </w:r>
+      <w:r>
+        <w:t xml:space="preserve">GWP) </w:t>
+      </w:r>
+      <w:r>
+        <w:rPr>
+          <w:cs/>
+        </w:rPr>
+        <w:t xml:space="preserve">ลดลงประมาณร้อยละ </w:t>
+      </w:r>
+      <w:r>
+        <w:t xml:space="preserve">42.1 [15] </w:t>
+      </w:r>
+      <w:r>
+        <w:rPr>
+          <w:cs/>
+        </w:rPr>
+        <w:t>ผลในทิศทางเดียวกันนี้</w:t>
+      </w:r>
+      <w:r>
+        <w:t>โ</w:t>
+      </w:r>
+      <w:r>
+        <w:rPr>
+          <w:rFonts w:hint="cs"/>
+          <w:cs/>
+        </w:rPr>
+        <w:t>ดย</w:t>
+      </w:r>
+      <w:r>
+        <w:rPr>
+          <w:rFonts w:hint="cs"/>
+          <w:cs/>
+        </w:rPr>
+        <w:t>เปรียบเทียบ</w:t>
+      </w:r>
+      <w:r>
+        <w:rPr>
+          <w:cs/>
+        </w:rPr>
+        <w:t xml:space="preserve">จากการวัดด้วยเทคนิค </w:t>
+      </w:r>
+      <w:r>
+        <w:t xml:space="preserve">eddy covariance </w:t>
+      </w:r>
+      <w:r>
+        <w:rPr>
+          <w:cs/>
+        </w:rPr>
+        <w:t xml:space="preserve">ที่รายงานว่า </w:t>
+      </w:r>
+      <w:r>
+        <w:t xml:space="preserve">AWD </w:t>
+      </w:r>
+      <w:r>
+        <w:rPr>
+          <w:cs/>
+        </w:rPr>
+        <w:t xml:space="preserve">ลด </w:t>
       </w:r>
       <w:r>
         <w:t xml:space="preserve">CH₄ </w:t>
@@ -1187,122 +1421,7 @@
         <w:rPr>
           <w:cs/>
         </w:rPr>
-        <w:t>ได้เฉลี่ย</w:t>
-      </w:r>
-      <w:r>
-        <w:t xml:space="preserve"> </w:t>
-      </w:r>
-      <w:r>
-        <w:rPr>
-          <w:cs/>
-        </w:rPr>
-        <w:t xml:space="preserve">ร้อยละ </w:t>
-      </w:r>
-      <w:r>
-        <w:t xml:space="preserve">64.5 ± 12.3 </w:t>
-      </w:r>
-      <w:r>
-        <w:rPr>
-          <w:cs/>
-        </w:rPr>
-        <w:t xml:space="preserve">เมื่อเทียบกับการขังน้ำต่อเนื่อง โดยลดได้มากกว่าในเขตร้อน (ร้อยละ </w:t>
-      </w:r>
-      <w:r>
-        <w:t xml:space="preserve">68.2) </w:t>
-      </w:r>
-      <w:r>
-        <w:rPr>
-          <w:cs/>
-        </w:rPr>
-        <w:t xml:space="preserve">และในดินเหนียว (ร้อยละ </w:t>
-      </w:r>
-      <w:r>
-        <w:t xml:space="preserve">71.3) </w:t>
-      </w:r>
-      <w:r>
-        <w:rPr>
-          <w:cs/>
-        </w:rPr>
-        <w:t xml:space="preserve">แต่ทำให้ </w:t>
-      </w:r>
-      <w:r>
-        <w:t xml:space="preserve">N₂O </w:t>
-      </w:r>
-      <w:r>
-        <w:rPr>
-          <w:cs/>
-        </w:rPr>
-        <w:t xml:space="preserve">เพิ่มขึ้นราวร้อยละ </w:t>
-      </w:r>
-      <w:r>
-        <w:t xml:space="preserve">18.7 </w:t>
-      </w:r>
-      <w:r>
-        <w:rPr>
-          <w:cs/>
-        </w:rPr>
-        <w:t>ส่งผลให้ศักยภาพภาวะโลกร้อนโดยรวม (</w:t>
-      </w:r>
-      <w:r>
-        <w:t xml:space="preserve">GWP) </w:t>
-      </w:r>
-      <w:r>
-        <w:rPr>
-          <w:cs/>
-        </w:rPr>
-        <w:t xml:space="preserve">ลดลงประมาณร้อยละ </w:t>
-      </w:r>
-      <w:r>
-        <w:t xml:space="preserve">42.1 [4] </w:t>
-      </w:r>
-      <w:r>
-        <w:rPr>
-          <w:cs/>
-        </w:rPr>
-        <w:t>ผลในทิศทางเดียวกันนี้ได้รับการยืนยัน</w:t>
-      </w:r>
-      <w:r>
-        <w:rPr>
-          <w:rFonts w:hint="cs"/>
-          <w:cs/>
-        </w:rPr>
-        <w:t>และเปรียบเทียบ</w:t>
-      </w:r>
-      <w:r>
-        <w:rPr>
-          <w:cs/>
-        </w:rPr>
-        <w:t xml:space="preserve">จากการวัดด้วยเทคนิค </w:t>
-      </w:r>
-      <w:r>
-        <w:t xml:space="preserve">eddy covariance </w:t>
-      </w:r>
-      <w:r>
-        <w:rPr>
-          <w:cs/>
-        </w:rPr>
-        <w:t xml:space="preserve">ที่รายงานว่า </w:t>
-      </w:r>
-      <w:r>
-        <w:t xml:space="preserve">AWD </w:t>
-      </w:r>
-      <w:r>
-        <w:rPr>
-          <w:cs/>
-        </w:rPr>
-        <w:t xml:space="preserve">ลด </w:t>
-      </w:r>
-      <w:r>
-        <w:t xml:space="preserve">CH₄ </w:t>
-      </w:r>
-      <w:r>
-        <w:rPr>
-          <w:cs/>
-        </w:rPr>
-        <w:t>ได้อย่างมีนัยสำคัญเมื่อเทียบกับการขังน้ำ [</w:t>
-      </w:r>
-      <w:r>
-        <w:t>5]</w:t>
+        <w:t>ได้อย่างมีนัยสำคัญเมื่อเทียบกับการขังน้ำ [16]</w:t>
       </w:r>
     </w:p>
     <w:p>
@@ -1330,7 +1449,7 @@
         <w:t xml:space="preserve">ชี้ว่าการพัฒนารากข้าวและสภาพดินรอบรากส่งผลต่ออัตราการปล่อย </w:t>
       </w:r>
       <w:r>
-        <w:t xml:space="preserve">CH₄ [6] </w:t>
+        <w:t xml:space="preserve">CH₄ [17] </w:t>
       </w:r>
       <w:r>
         <w:rPr>
@@ -1377,10 +1496,10 @@
         <w:rPr>
           <w:cs/>
         </w:rPr>
-        <w:t>อุณหภูมิเฉลี่ยรายปี [</w:t>
-      </w:r>
-      <w:r>
-        <w:t xml:space="preserve">7] </w:t>
+        <w:t>อุณหภูมิเฉลี่ยรายปี [18]</w:t>
+      </w:r>
+      <w:r>
+        <w:t xml:space="preserve"> </w:t>
       </w:r>
       <w:r>
         <w:rPr>
@@ -1389,7 +1508,7 @@
         <w:t xml:space="preserve">ในอีกมิติหนึ่ง </w:t>
       </w:r>
       <w:r>
-        <w:t xml:space="preserve">Yang et al. [8] </w:t>
+        <w:t xml:space="preserve">Yang et al. [19] </w:t>
       </w:r>
       <w:r>
         <w:rPr>
@@ -1447,6 +1566,13 @@
       </w:r>
       <w:r>
         <w:rPr>
+          <w:rFonts w:hint="cs"/>
+          <w:cs/>
+        </w:rPr>
+        <w:t>โดย</w:t>
+      </w:r>
+      <w:r>
+        <w:rPr>
           <w:cs/>
         </w:rPr>
         <w:t>ขึ้นกับพันธุ์ข้าวและ</w:t>
@@ -1462,13 +1588,33 @@
         <w:rPr>
           <w:cs/>
         </w:rPr>
-        <w:t xml:space="preserve">อย่างชัดเจน เช่น การใช้ </w:t>
+        <w:t xml:space="preserve"> เช่น การใช้</w:t>
+      </w:r>
+      <w:r>
+        <w:rPr>
+          <w:rFonts w:hint="cs"/>
+          <w:cs/>
+        </w:rPr>
+        <w:t>สาร</w:t>
+      </w:r>
+      <w:r>
+        <w:rPr>
+          <w:cs/>
+        </w:rPr>
+        <w:t xml:space="preserve"> </w:t>
       </w:r>
       <w:r>
         <w:t xml:space="preserve">inhibitor </w:t>
       </w:r>
       <w:r>
         <w:rPr>
+          <w:rFonts w:hint="cs"/>
+          <w:cs/>
+        </w:rPr>
+        <w:t>ควบคู่ไปด้วย สามารถ</w:t>
+      </w:r>
+      <w:r>
+        <w:rPr>
           <w:cs/>
         </w:rPr>
         <w:t xml:space="preserve">ลด </w:t>
@@ -1596,38 +1742,24 @@
         <w:rPr>
           <w:cs/>
         </w:rPr>
-        <w:t>ในขณะที่ภายใต้การขังน้ำต่อเนื่องผลลดลงจนไม่มีนัยสำคัญทางสถิติ [</w:t>
-      </w:r>
-      <w:r>
-        <w:t xml:space="preserve">8] </w:t>
-      </w:r>
-      <w:r>
-        <w:rPr>
-          <w:cs/>
-        </w:rPr>
-        <w:t>ตัวเลขเหล่านี้ยืนยันว่าพันธุ์ข้าวและมาตรการเกษตรไม่เพียงมีผลต่อการปล่อยโดยตรง แต่ยังกำหนดว่ามาตรการลดก๊าซจะ “ได้ผล” มากน้อยเพียงใดภายใต้เงื่อนไขจริง</w:t>
-      </w:r>
-    </w:p>
-    <w:p>
-      <w:pPr>
-        <w:spacing w:before="100" w:beforeAutospacing="1" w:after="100" w:afterAutospacing="1"/>
-        <w:ind w:left="720"/>
-      </w:pPr>
-    </w:p>
-    <w:p>
-      <w:pPr>
-        <w:spacing w:before="100" w:beforeAutospacing="1" w:after="100" w:afterAutospacing="1"/>
-        <w:ind w:left="720"/>
-        <w:rPr>
-          <w:rFonts w:hint="cs"/>
-        </w:rPr>
-      </w:pPr>
-    </w:p>
-    <w:p>
-      <w:pPr>
-        <w:spacing w:before="100" w:beforeAutospacing="1" w:after="100" w:afterAutospacing="1"/>
-        <w:ind w:left="720"/>
-      </w:pPr>
+        <w:t>ในขณะที่ภายใต้การขังน้ำต่อเนื่องผลลดลงจนไม่มีนัยสำคัญทางสถิติ [19]</w:t>
+      </w:r>
+      <w:r>
+        <w:t xml:space="preserve"> </w:t>
+      </w:r>
+      <w:r>
+        <w:rPr>
+          <w:cs/>
+        </w:rPr>
+        <w:t>ตัวเลขเหล่านี้ยืนยันว่าพันธุ์ข้าวและ</w:t>
+      </w:r>
+      <w:r>
+        <w:rPr>
+          <w:rFonts w:hint="cs"/>
+          <w:cs/>
+        </w:rPr>
+        <w:t>วิธีการจัดการก่อนการปลูก</w:t>
+      </w:r>
     </w:p>
     <w:p>
       <w:pPr>
@@ -1773,16 +1905,29 @@
         <w:rPr>
           <w:cs/>
         </w:rPr>
-        <w:t>ของก๊าซเรือนกระจกจากดินเกษตรกรรม [</w:t>
-      </w:r>
-      <w:r>
-        <w:t xml:space="preserve">10] </w:t>
-      </w:r>
-      <w:r>
-        <w:rPr>
-          <w:cs/>
-        </w:rPr>
-        <w:t xml:space="preserve">หลักการคือครอบ </w:t>
+        <w:t>ของก๊าซเรือนกระจกจากดินเกษตรกรรม [6]</w:t>
+      </w:r>
+      <w:r>
+        <w:t xml:space="preserve"> </w:t>
+      </w:r>
+      <w:r>
+        <w:rPr>
+          <w:cs/>
+        </w:rPr>
+        <w:t>หลักการ</w:t>
+      </w:r>
+      <w:r>
+        <w:rPr>
+          <w:rFonts w:hint="cs"/>
+          <w:cs/>
+        </w:rPr>
+        <w:t>วัด</w:t>
+      </w:r>
+      <w:r>
+        <w:rPr>
+          <w:cs/>
+        </w:rPr>
+        <w:t xml:space="preserve">คือครอบ </w:t>
       </w:r>
       <w:r>
         <w:t xml:space="preserve">chamber </w:t>
@@ -1836,90 +1981,23 @@
         <w:rPr>
           <w:cs/>
         </w:rPr>
-        <w:t xml:space="preserve">ในห้องปฏิบัติการ </w:t>
-      </w:r>
-      <w:r>
-        <w:rPr>
-          <w:rFonts w:hint="cs"/>
-          <w:cs/>
-        </w:rPr>
-        <w:t xml:space="preserve">ในการทดลองของ </w:t>
-      </w:r>
-      <w:r>
-        <w:t xml:space="preserve">Zaman et al. [10] </w:t>
-      </w:r>
-      <w:r>
-        <w:rPr>
-          <w:cs/>
-        </w:rPr>
-        <w:t>ได้วางระเบียบวิธี</w:t>
-      </w:r>
-      <w:r>
-        <w:rPr>
-          <w:rFonts w:hint="cs"/>
-          <w:cs/>
-        </w:rPr>
-        <w:t>การวัด</w:t>
-      </w:r>
-      <w:r>
-        <w:rPr>
-          <w:cs/>
-        </w:rPr>
-        <w:t xml:space="preserve">มาตรฐานสำหรับการวัดก๊าซเรือนกระจกจากดินเกษตรด้วยเทคนิค </w:t>
-      </w:r>
-      <w:r>
-        <w:t xml:space="preserve">non-isotopic </w:t>
-      </w:r>
-      <w:r>
-        <w:rPr>
-          <w:cs/>
-        </w:rPr>
-        <w:t xml:space="preserve">ครอบคลุมตั้งแต่การออกแบบ </w:t>
-      </w:r>
-      <w:r>
-        <w:t xml:space="preserve">chamber </w:t>
-      </w:r>
-      <w:r>
-        <w:rPr>
-          <w:cs/>
-        </w:rPr>
-        <w:t xml:space="preserve">การเก็บตัวอย่าง จนถึงการวิเคราะห์ด้วย </w:t>
-      </w:r>
-      <w:r>
-        <w:t xml:space="preserve">GC </w:t>
-      </w:r>
-      <w:r>
-        <w:rPr>
-          <w:cs/>
-        </w:rPr>
-        <w:t xml:space="preserve">โดยทั่วไป </w:t>
-      </w:r>
-      <w:r>
-        <w:t xml:space="preserve">chamber </w:t>
-      </w:r>
-      <w:r>
-        <w:rPr>
-          <w:cs/>
-        </w:rPr>
-        <w:t xml:space="preserve">แบบเก็บ </w:t>
-      </w:r>
-      <w:r>
-        <w:t xml:space="preserve">vial </w:t>
-      </w:r>
-      <w:r>
-        <w:rPr>
-          <w:cs/>
-        </w:rPr>
-        <w:t xml:space="preserve">ด้วยมือจะครอบประมาณ </w:t>
-      </w:r>
-      <w:r>
-        <w:t xml:space="preserve">20–30 </w:t>
-      </w:r>
-      <w:r>
-        <w:rPr>
-          <w:cs/>
-        </w:rPr>
-        <w:t>นาที และเก็บตัวอย่างหลายจุดเวลาเพื่อหาความชันของความเข้มข้น</w:t>
+        <w:t>ในห้องปฏิบัติการ</w:t>
+      </w:r>
+      <w:r>
+        <w:rPr>
+          <w:rFonts w:hint="cs"/>
+          <w:cs/>
+        </w:rPr>
+        <w:t xml:space="preserve"> </w:t>
+      </w:r>
+      <w:r>
+        <w:t xml:space="preserve">[6] </w:t>
+      </w:r>
+      <w:r>
+        <w:rPr>
+          <w:cs/>
+        </w:rPr>
+        <w:t xml:space="preserve"> </w:t>
       </w:r>
     </w:p>
     <w:p>
@@ -1931,58 +2009,97 @@
         <w:rPr>
           <w:cs/>
         </w:rPr>
-        <w:t xml:space="preserve">แม้วิธีนี้จะให้ความแม่นยำและความน่าเชื่อถือสูง แต่ข้อจำกัดหลักของ </w:t>
-      </w:r>
-      <w:r>
-        <w:t xml:space="preserve">chamber–GC </w:t>
-      </w:r>
-      <w:r>
-        <w:rPr>
-          <w:cs/>
-        </w:rPr>
-        <w:t>อยู่ที่</w:t>
-      </w:r>
-      <w:r>
+        <w:lastRenderedPageBreak/>
+        <w:t>แม้วิธีนี้จะให้ความแม่นยำและความน่าเชื่อถือสูง แต่ข้อจำกัด</w:t>
+      </w:r>
+      <w:r>
+        <w:rPr>
+          <w:rFonts w:hint="cs"/>
+          <w:cs/>
+        </w:rPr>
         <w:t xml:space="preserve"> </w:t>
       </w:r>
       <w:r>
         <w:rPr>
           <w:cs/>
         </w:rPr>
-        <w:t>ต้นทุนสูง การใช้แรงงานมาก และความถี่ในการเก็บตัวอย่างที่ต่ำ</w:t>
-      </w:r>
-      <w:r>
-        <w:t xml:space="preserve"> [11]</w:t>
-      </w:r>
-      <w:r>
+        <w:t>ต้นทุนสูง</w:t>
+      </w:r>
+      <w:r>
+        <w:t>,</w:t>
+      </w:r>
+      <w:r>
+        <w:rPr>
+          <w:cs/>
+        </w:rPr>
+        <w:t xml:space="preserve"> การใช้แรงงาน</w:t>
+      </w:r>
+      <w:r>
+        <w:rPr>
+          <w:rFonts w:hint="cs"/>
+          <w:cs/>
+        </w:rPr>
+        <w:t>จำนวน</w:t>
+      </w:r>
+      <w:r>
+        <w:rPr>
+          <w:cs/>
+        </w:rPr>
+        <w:t>มาก และความถี่ในการเก็บตัวอย่างที่</w:t>
+      </w:r>
+      <w:r>
+        <w:rPr>
+          <w:rFonts w:hint="cs"/>
+          <w:cs/>
+        </w:rPr>
+        <w:t>ค่อนข้าง</w:t>
+      </w:r>
+      <w:r>
+        <w:rPr>
+          <w:cs/>
+        </w:rPr>
+        <w:t>ต่ำ</w:t>
+      </w:r>
+      <w:r>
+        <w:rPr>
+          <w:rFonts w:hint="cs"/>
+          <w:cs/>
+        </w:rPr>
         <w:t xml:space="preserve"> </w:t>
       </w:r>
       <w:r>
         <w:rPr>
           <w:cs/>
         </w:rPr>
-        <w:t>โดยทั่วไปการเก็บตัวอย่างทำได้เพียงไม่กี่ครั้งต่อสัปดาห์ ทำให้เสี่ยงต่อการพลาดจับพลวัตการปล่อยแบบรายวัน (</w:t>
-      </w:r>
-      <w:r>
-        <w:t xml:space="preserve">diurnal) </w:t>
-      </w:r>
-      <w:r>
-        <w:rPr>
-          <w:cs/>
-        </w:rPr>
-        <w:t xml:space="preserve">หรือเหตุการณ์ </w:t>
-      </w:r>
-      <w:r>
-        <w:t xml:space="preserve">ebullition </w:t>
-      </w:r>
-      <w:r>
-        <w:rPr>
-          <w:cs/>
-        </w:rPr>
-        <w:t>ที่เกิดขึ้นเป็นช่วง ๆ และติดตามการเปลี่ยนแปลงตลอดฤดูปลูกได้ยาก [</w:t>
-      </w:r>
-      <w:r>
-        <w:t xml:space="preserve">11] </w:t>
+        <w:t>โดยทั่วไปการเก็บตัวอย่างทำได้เพียงไม่กี่ครั้งต่อสัปดาห์ ทำให้เสี่ยงต่อการพลาดจับพลวัตการปล่อยแบบรายวัน</w:t>
+      </w:r>
+      <w:r>
+        <w:t xml:space="preserve"> </w:t>
+      </w:r>
+      <w:r>
+        <w:rPr>
+          <w:cs/>
+        </w:rPr>
+        <w:t>หรือ</w:t>
+      </w:r>
+      <w:r>
+        <w:rPr>
+          <w:rFonts w:cs="Cordia New"/>
+          <w:cs/>
+        </w:rPr>
+        <w:t>ปรากฏการณ์</w:t>
+      </w:r>
+      <w:r>
+        <w:rPr>
+          <w:cs/>
+        </w:rPr>
+        <w:t>การปล่อยก๊าซเป็นฟองอากาศจากดิน</w:t>
+      </w:r>
+      <w:r>
+        <w:rPr>
+          <w:cs/>
+        </w:rPr>
+        <w:t xml:space="preserve">ที่เกิดขึ้นเป็นช่วง ๆ และติดตามการเปลี่ยนแปลงตลอดฤดูปลูกได้ยาก [7] </w:t>
       </w:r>
     </w:p>
     <w:p>
@@ -2010,7 +2127,6 @@
         <w:spacing w:before="100" w:beforeAutospacing="1" w:after="100" w:afterAutospacing="1"/>
         <w:ind w:left="720"/>
         <w:rPr>
-          <w:rFonts w:hint="cs"/>
           <w:cs/>
         </w:rPr>
       </w:pPr>
@@ -2036,7 +2152,25 @@
         <w:rPr>
           <w:cs/>
         </w:rPr>
-        <w:t>จากนาข้าวอีกหลายแนวทาง ซึ่งแต่ละแบบมีจุดเด่นและข้อจำกัดที่แตกต่างกันในมิติของความแม่นยำ ความละเอียดเชิงพื้นที่ ต้นทุน และความเหมาะสมกับการติดตามต่อเนื่อง</w:t>
+        <w:t>จากนาข้าวอีกหลายแนวทาง ซึ่งแต่ละแบบมีจุดเด่นและข้อจำกัดที่แตกต่างกันในมิติของความแม่นยำ</w:t>
+      </w:r>
+      <w:r>
+        <w:t>,</w:t>
+      </w:r>
+      <w:r>
+        <w:rPr>
+          <w:cs/>
+        </w:rPr>
+        <w:t xml:space="preserve"> ความละเอียดเชิงพื้นที่</w:t>
+      </w:r>
+      <w:r>
+        <w:t>,</w:t>
+      </w:r>
+      <w:r>
+        <w:rPr>
+          <w:cs/>
+        </w:rPr>
+        <w:t xml:space="preserve"> ต้นทุน และความเหมาะสมกับการติดตามต่อเนื่อง</w:t>
       </w:r>
       <w:r>
         <w:t xml:space="preserve"> </w:t>
@@ -2108,16 +2242,7 @@
         <w:t xml:space="preserve">และ </w:t>
       </w:r>
       <w:r>
-        <w:t xml:space="preserve">Fourier Transform Infrared Spectroscopy </w:t>
-      </w:r>
-      <w:r>
-        <w:t>(</w:t>
-      </w:r>
-      <w:r>
-        <w:t>FTIR</w:t>
-      </w:r>
-      <w:r>
-        <w:t>)</w:t>
+        <w:t>Fourier Transform Infrared Spectroscopy (FTIR) [8]</w:t>
       </w:r>
       <w:r>
         <w:t xml:space="preserve"> </w:t>
@@ -2210,7 +2335,16 @@
         <w:rPr>
           <w:cs/>
         </w:rPr>
-        <w:t>สูง ต้องการการตั้งค่าที่ซับซ้อน</w:t>
+        <w:t>สูง</w:t>
+      </w:r>
+      <w:r>
+        <w:t>,</w:t>
+      </w:r>
+      <w:r>
+        <w:rPr>
+          <w:cs/>
+        </w:rPr>
+        <w:t xml:space="preserve"> ต้องการการตั้งค่าที่ซับซ้อน</w:t>
       </w:r>
       <w:r>
         <w:t xml:space="preserve"> </w:t>
@@ -2219,7 +2353,20 @@
         <w:rPr>
           <w:cs/>
         </w:rPr>
-        <w:t>และไม่คุ้มค่าต่อการติดตั้งหลายจุดในแปลงนาขนาดเล็ก หรือการติดตามอย่างต่อเนื่องตลอดฤดูปลูก ในทางปฏิบัติ การ</w:t>
+        <w:t>และ</w:t>
+      </w:r>
+      <w:r>
+        <w:rPr>
+          <w:rFonts w:hint="cs"/>
+          <w:cs/>
+        </w:rPr>
+        <w:t xml:space="preserve"> ไม่สามารถ</w:t>
+      </w:r>
+      <w:r>
+        <w:rPr>
+          <w:cs/>
+        </w:rPr>
+        <w:t>ติดตั้งหลายจุดในแปลงนา หรือการติดตามอย่างต่อเนื่องตลอดฤดูปลูก ในทางปฏิบัติ การ</w:t>
       </w:r>
       <w:r>
         <w:rPr>
@@ -2292,7 +2439,7 @@
         <w:t xml:space="preserve">จากงานวิจัยของ </w:t>
       </w:r>
       <w:r>
-        <w:t xml:space="preserve">Vo et al. [14] </w:t>
+        <w:t xml:space="preserve">Vo et al. [21] </w:t>
       </w:r>
       <w:r>
         <w:rPr>
@@ -2344,7 +2491,6 @@
         <w:t xml:space="preserve">และการขังน้ำต่อเนื่องที่ </w:t>
       </w:r>
       <w:r>
-        <w:lastRenderedPageBreak/>
         <w:t xml:space="preserve">IRRI </w:t>
       </w:r>
       <w:r>
@@ -2521,7 +2667,13 @@
         <w:rPr>
           <w:cs/>
         </w:rPr>
-        <w:t xml:space="preserve">นาที เทียบกับ </w:t>
+        <w:t>นาที</w:t>
+      </w:r>
+      <w:r>
+        <w:rPr>
+          <w:cs/>
+        </w:rPr>
+        <w:t xml:space="preserve"> เทียบกับ </w:t>
       </w:r>
       <w:r>
         <w:t xml:space="preserve">30 </w:t>
@@ -2569,7 +2721,7 @@
         <w:t xml:space="preserve">แปลงต่อวันของ </w:t>
       </w:r>
       <w:r>
-        <w:t xml:space="preserve">manual GC [14] </w:t>
+        <w:t xml:space="preserve">manual GC [21] </w:t>
       </w:r>
       <w:r>
         <w:rPr>
@@ -2632,27 +2784,64 @@
         <w:rPr>
           <w:cs/>
         </w:rPr>
-        <w:t>ครอบคลุมพื้นที่กว้างได้ แต่ความละเอียดเชิงพื้นที่มัก</w:t>
-      </w:r>
-      <w:r>
+        <w:t>ครอบคลุมพื้นที่กว้างได้ แต่ความละเอียดเชิงพื้นที่</w:t>
+      </w:r>
+      <w:r>
+        <w:rPr>
+          <w:rFonts w:hint="cs"/>
+          <w:cs/>
+        </w:rPr>
+        <w:t>ยัง</w:t>
+      </w:r>
+      <w:r>
+        <w:rPr>
+          <w:cs/>
+        </w:rPr>
+        <w:t>ไม่</w:t>
+      </w:r>
+      <w:r>
+        <w:rPr>
+          <w:rFonts w:hint="cs"/>
+          <w:cs/>
+        </w:rPr>
+        <w:t>ละเอียดพอใน</w:t>
+      </w:r>
+      <w:r>
+        <w:rPr>
+          <w:cs/>
+        </w:rPr>
+        <w:t>ระดับรายแปลงนา</w:t>
+      </w:r>
+      <w:r>
+        <w:t xml:space="preserve"> Xu et al. [22] </w:t>
+      </w:r>
+      <w:r>
+        <w:rPr>
+          <w:cs/>
+        </w:rPr>
+        <w:t>นำเสนอการ</w:t>
+      </w:r>
+      <w:r>
+        <w:rPr>
+          <w:rFonts w:hint="cs"/>
+          <w:cs/>
+        </w:rPr>
+        <w:t>ประยุก</w:t>
+      </w:r>
+      <w:r>
+        <w:rPr>
+          <w:rFonts w:hint="cs"/>
+          <w:cs/>
+        </w:rPr>
+        <w:t>ต์</w:t>
+      </w:r>
+      <w:r>
+        <w:rPr>
+          <w:cs/>
+        </w:rPr>
         <w:t xml:space="preserve"> </w:t>
       </w:r>
       <w:r>
-        <w:rPr>
-          <w:cs/>
-        </w:rPr>
-        <w:t>ไม่ลงลึกถึงระดับรายแปลงนา</w:t>
-      </w:r>
-      <w:r>
-        <w:t xml:space="preserve"> Xu et al. [15] </w:t>
-      </w:r>
-      <w:r>
-        <w:rPr>
-          <w:cs/>
-        </w:rPr>
-        <w:t xml:space="preserve">นำเสนอการผสาน </w:t>
-      </w:r>
-      <w:r>
         <w:t xml:space="preserve">AI/ML </w:t>
       </w:r>
       <w:r>
@@ -2680,7 +2869,11 @@
         <w:t xml:space="preserve">จากนาข้าว ซึ่งเหมาะกับการประเมินระดับภูมิภาคมากกว่าการติดตามแบบเรียลไทม์ในแปลงเดียว นอกจากนี้ </w:t>
       </w:r>
       <w:r>
-        <w:t xml:space="preserve">Vo et al. [14] </w:t>
+        <w:t xml:space="preserve">Vo et al. </w:t>
+      </w:r>
+      <w:r>
+        <w:lastRenderedPageBreak/>
+        <w:t xml:space="preserve">[21] </w:t>
       </w:r>
       <w:r>
         <w:rPr>
@@ -2749,19 +2942,27 @@
         <w:rPr>
           <w:cs/>
         </w:rPr>
-        <w:t xml:space="preserve">หลายระดับ ทำให้การประมาณจากระยะไกลยังต้องพึ่งการวัดภาคพื้นดินเป็น </w:t>
-      </w:r>
-      <w:r>
-        <w:t>ground truth</w:t>
+        <w:t>หลายระดับ ทำให้การประมาณจากระยะไกลยังต้องพึ่งการวัดภาคพื้นดินเป็น</w:t>
+      </w:r>
+      <w:r>
+        <w:rPr>
+          <w:rFonts w:hint="cs"/>
+          <w:cs/>
+        </w:rPr>
+        <w:t>ข้อมูลอ้างอิง</w:t>
       </w:r>
     </w:p>
     <w:p>
       <w:pPr>
         <w:spacing w:before="100" w:beforeAutospacing="1" w:after="100" w:afterAutospacing="1"/>
         <w:ind w:left="720"/>
-      </w:pPr>
-      <w:r>
-        <w:rPr>
+        <w:rPr>
+          <w:rFonts w:hint="cs"/>
+        </w:rPr>
+      </w:pPr>
+      <w:r>
+        <w:rPr>
+          <w:rFonts w:cs="Cordia New"/>
           <w:b/>
           <w:bCs/>
           <w:cs/>
@@ -2769,42 +2970,28 @@
         <w:t>เซ็นเซอร์ก๊าซต้นทุนต่ำ</w:t>
       </w:r>
       <w:r>
+        <w:rPr>
+          <w:rFonts w:cs="Cordia New"/>
+          <w:cs/>
+        </w:rPr>
         <w:t xml:space="preserve"> </w:t>
       </w:r>
       <w:r>
-        <w:rPr>
-          <w:cs/>
-        </w:rPr>
-        <w:t xml:space="preserve">เป็นทางเลือกที่ใกล้เคียงกับงานวิจัยนี้มากที่สุด </w:t>
-      </w:r>
-      <w:r>
-        <w:rPr>
-          <w:rFonts w:hint="cs"/>
-          <w:cs/>
-        </w:rPr>
-        <w:t xml:space="preserve">จากการวิจัยของ </w:t>
-      </w:r>
-      <w:r>
         <w:t xml:space="preserve">Rajasekar </w:t>
       </w:r>
       <w:r>
         <w:rPr>
+          <w:rFonts w:cs="Cordia New"/>
           <w:cs/>
         </w:rPr>
         <w:t xml:space="preserve">และ </w:t>
       </w:r>
       <w:r>
-        <w:t xml:space="preserve">Selvi [16] </w:t>
-      </w:r>
-      <w:r>
-        <w:rPr>
-          <w:rFonts w:hint="cs"/>
-          <w:cs/>
-        </w:rPr>
-        <w:t>ได้</w:t>
-      </w:r>
-      <w:r>
-        <w:rPr>
+        <w:t xml:space="preserve">Selvi [5] </w:t>
+      </w:r>
+      <w:r>
+        <w:rPr>
+          <w:rFonts w:cs="Cordia New"/>
           <w:cs/>
         </w:rPr>
         <w:t xml:space="preserve">พัฒนาระบบ </w:t>
@@ -2814,15 +3001,17 @@
       </w:r>
       <w:r>
         <w:rPr>
-          <w:cs/>
-        </w:rPr>
-        <w:t>ร่วมกับเซ็นเซอร์ราคาประหยัด</w:t>
-      </w:r>
-      <w:r>
-        <w:t xml:space="preserve"> MQ4 </w:t>
-      </w:r>
-      <w:r>
-        <w:rPr>
+          <w:rFonts w:cs="Cordia New"/>
+          <w:cs/>
+        </w:rPr>
+        <w:t xml:space="preserve">อัตโนมัติพร้อมหน่วยประมาณค่าก๊าซด้วยเซ็นเซอร์ </w:t>
+      </w:r>
+      <w:r>
+        <w:t xml:space="preserve">MQ4 </w:t>
+      </w:r>
+      <w:r>
+        <w:rPr>
+          <w:rFonts w:cs="Cordia New"/>
           <w:cs/>
         </w:rPr>
         <w:t xml:space="preserve">และ </w:t>
@@ -2832,78 +3021,123 @@
       </w:r>
       <w:r>
         <w:rPr>
-          <w:cs/>
-        </w:rPr>
-        <w:t xml:space="preserve">เพื่อวัด </w:t>
-      </w:r>
-      <w:r>
-        <w:t xml:space="preserve">CH₄ </w:t>
-      </w:r>
-      <w:r>
-        <w:rPr>
-          <w:cs/>
-        </w:rPr>
-        <w:t xml:space="preserve">จากนาข้าวสู่บรรยากาศใกล้ผิว ผลการทดลองแสดงให้เห็นว่าเซ็นเซอร์ต้นทุนต่ำสามารถติดตามแนวโน้มการปล่อยในภาคสนามได้จริง และพบว่าการจัดการน้ำแบบ </w:t>
-      </w:r>
-      <w:r>
-        <w:t xml:space="preserve">controlled intermittent flooding </w:t>
-      </w:r>
-      <w:r>
-        <w:rPr>
-          <w:cs/>
-        </w:rPr>
-        <w:t xml:space="preserve">ลด </w:t>
-      </w:r>
-      <w:r>
-        <w:t xml:space="preserve">CH₄ </w:t>
-      </w:r>
-      <w:r>
-        <w:rPr>
-          <w:cs/>
-        </w:rPr>
-        <w:t>ได้เมื่อเทียบกับการขังน้ำต่อเนื่อง อย่างไรก็ตาม ค่าที่ได้ยังต้อง</w:t>
-      </w:r>
-      <w:r>
-        <w:t xml:space="preserve"> </w:t>
-      </w:r>
-      <w:r>
-        <w:rPr>
-          <w:cs/>
-        </w:rPr>
-        <w:t>สอบเทียบกับวิธีอ้างอิงอย่างสม่ำเสมอ</w:t>
-      </w:r>
-      <w:r>
-        <w:t xml:space="preserve"> </w:t>
-      </w:r>
-      <w:r>
-        <w:rPr>
-          <w:cs/>
-        </w:rPr>
-        <w:t>และงานดังกล่าวใช้การแปลงค่าจากสูตรผู้ผลิต (</w:t>
-      </w:r>
-      <w:r>
-        <w:t xml:space="preserve">Rs/R0) </w:t>
-      </w:r>
-      <w:r>
-        <w:rPr>
-          <w:cs/>
-        </w:rPr>
-        <w:t xml:space="preserve">มากกว่าการใช้แบบจำลองการเรียนรู้ของเครื่องแบบหลายเซ็นเซอร์ </w:t>
-      </w:r>
-    </w:p>
-    <w:p>
-      <w:pPr>
-        <w:pStyle w:val="ListParagraph"/>
-        <w:numPr>
-          <w:ilvl w:val="2"/>
-          <w:numId w:val="12"/>
-        </w:numPr>
-      </w:pPr>
-      <w:r>
-        <w:rPr>
-          <w:cs/>
-        </w:rPr>
-        <w:t>เทคโนโลยีจมูกอิเล็กทรอนิกส์และเทคนิคการเรียนรู้ของเครื่อง</w:t>
+          <w:rFonts w:cs="Cordia New"/>
+          <w:cs/>
+        </w:rPr>
+        <w:t xml:space="preserve">เพื่อติดตาม </w:t>
+      </w:r>
+      <w:r>
+        <w:t xml:space="preserve">CH₄, N₂O </w:t>
+      </w:r>
+      <w:r>
+        <w:rPr>
+          <w:rFonts w:cs="Cordia New"/>
+          <w:cs/>
+        </w:rPr>
+        <w:t xml:space="preserve">และ </w:t>
+      </w:r>
+      <w:r>
+        <w:t xml:space="preserve">CO₂ </w:t>
+      </w:r>
+      <w:r>
+        <w:rPr>
+          <w:rFonts w:cs="Cordia New"/>
+          <w:cs/>
+        </w:rPr>
+        <w:t xml:space="preserve">จากนาข้าวใน </w:t>
+      </w:r>
+      <w:r>
+        <w:t xml:space="preserve">2 </w:t>
+      </w:r>
+      <w:r>
+        <w:rPr>
+          <w:rFonts w:cs="Cordia New"/>
+          <w:cs/>
+        </w:rPr>
+        <w:t xml:space="preserve">ฤดูปลูก ที่ </w:t>
+      </w:r>
+      <w:r>
+        <w:t xml:space="preserve">Thanjavur </w:t>
+      </w:r>
+      <w:r>
+        <w:rPr>
+          <w:rFonts w:cs="Cordia New"/>
+          <w:cs/>
+        </w:rPr>
+        <w:t xml:space="preserve">ประเทศอินเดีย โดยเปรียบเทียบการจัดการน้ำแบบ </w:t>
+      </w:r>
+      <w:r>
+        <w:t xml:space="preserve">continuous flooding (CF), intermittent flooding (IF) </w:t>
+      </w:r>
+      <w:r>
+        <w:rPr>
+          <w:rFonts w:cs="Cordia New"/>
+          <w:cs/>
+        </w:rPr>
+        <w:t xml:space="preserve">และ </w:t>
+      </w:r>
+      <w:r>
+        <w:t xml:space="preserve">controlled intermittent flooding (CIF) </w:t>
+      </w:r>
+      <w:r>
+        <w:rPr>
+          <w:rFonts w:cs="Cordia New"/>
+          <w:cs/>
+        </w:rPr>
+        <w:t xml:space="preserve">เมื่อเทียบกับ </w:t>
+      </w:r>
+      <w:r>
+        <w:t xml:space="preserve">CF </w:t>
+      </w:r>
+      <w:r>
+        <w:rPr>
+          <w:rFonts w:cs="Cordia New"/>
+          <w:cs/>
+        </w:rPr>
+        <w:t xml:space="preserve">และ </w:t>
+      </w:r>
+      <w:r>
+        <w:t xml:space="preserve">IF </w:t>
+      </w:r>
+      <w:r>
+        <w:rPr>
+          <w:rFonts w:cs="Cordia New"/>
+          <w:cs/>
+        </w:rPr>
+        <w:t xml:space="preserve">ขณะที่ </w:t>
+      </w:r>
+      <w:r>
+        <w:t xml:space="preserve">N₂O </w:t>
+      </w:r>
+      <w:r>
+        <w:rPr>
+          <w:rFonts w:cs="Cordia New"/>
+          <w:cs/>
+        </w:rPr>
+        <w:t xml:space="preserve">ในฤดูแล้งสูงกว่าฤดูฝนราวสามเท่า อย่างไรก็ตาม การแปลงค่าเป็น </w:t>
+      </w:r>
+      <w:r>
+        <w:t xml:space="preserve">ppm </w:t>
+      </w:r>
+      <w:r>
+        <w:rPr>
+          <w:rFonts w:cs="Cordia New"/>
+          <w:cs/>
+        </w:rPr>
+        <w:t xml:space="preserve">ใช้สูตรผู้ผลิต </w:t>
+      </w:r>
+      <w:r>
+        <w:t xml:space="preserve">ppm = (Rs/R0)^−2.95 × 1000 </w:t>
+      </w:r>
+      <w:r>
+        <w:rPr>
+          <w:rFonts w:cs="Cordia New"/>
+          <w:cs/>
+        </w:rPr>
+        <w:t>ไม่ใช่แบบจำลองการเรียนรู้จากอาเรย์เซ็นเซอร์หลายตัว [</w:t>
+      </w:r>
+      <w:r>
+        <w:t xml:space="preserve">5] </w:t>
       </w:r>
     </w:p>
     <w:p>
@@ -2916,12 +3150,21 @@
       </w:pPr>
       <w:r>
         <w:rPr>
+          <w:b/>
+          <w:bCs/>
           <w:cs/>
         </w:rPr>
         <w:t>จมูกอิเล็กทรอนิกส์ (</w:t>
       </w:r>
       <w:r>
-        <w:t xml:space="preserve">electronic nose, eNose) </w:t>
+        <w:rPr>
+          <w:b/>
+          <w:bCs/>
+        </w:rPr>
+        <w:t>electronic nose, eNose)</w:t>
+      </w:r>
+      <w:r>
+        <w:t xml:space="preserve"> </w:t>
       </w:r>
       <w:r>
         <w:rPr>
@@ -2936,10 +3179,10 @@
         <w:rPr>
           <w:cs/>
         </w:rPr>
-        <w:t>ระบบเก็บสัญญาณ และซอฟต์แวร์วิเคราะห์รูปแบบ [</w:t>
-      </w:r>
-      <w:r>
-        <w:t xml:space="preserve">18] </w:t>
+        <w:t>ระบบเก็บสัญญาณ และซอฟต์แวร์วิเคราะห์รูปแบบ [24]</w:t>
+      </w:r>
+      <w:r>
+        <w:t xml:space="preserve"> </w:t>
       </w:r>
       <w:r>
         <w:rPr>
@@ -2973,13 +3216,12 @@
         <w:t xml:space="preserve">จากการศึกษาของ </w:t>
       </w:r>
       <w:r>
-        <w:t xml:space="preserve">Ye et al. [18] </w:t>
-      </w:r>
-      <w:r>
-        <w:rPr>
-          <w:cs/>
-        </w:rPr>
-        <w:lastRenderedPageBreak/>
+        <w:t xml:space="preserve">Ye et al. [24] </w:t>
+      </w:r>
+      <w:r>
+        <w:rPr>
+          <w:cs/>
+        </w:rPr>
         <w:t xml:space="preserve">สรุปว่าการนำการเรียนรู้ของเครื่องมาใช้ทำให้ </w:t>
       </w:r>
       <w:r>
@@ -3003,6 +3245,9 @@
       <w:pPr>
         <w:spacing w:before="100" w:beforeAutospacing="1" w:after="100" w:afterAutospacing="1"/>
         <w:ind w:left="720"/>
+        <w:rPr>
+          <w:rFonts w:hint="cs"/>
+        </w:rPr>
       </w:pPr>
       <w:r>
         <w:rPr>
@@ -3012,7 +3257,7 @@
         <w:t xml:space="preserve">งานวิจัยของ </w:t>
       </w:r>
       <w:r>
-        <w:t xml:space="preserve">Domènech-Gil et al. [19] </w:t>
+        <w:t xml:space="preserve">Domènech-Gil et al. [10] </w:t>
       </w:r>
       <w:r>
         <w:rPr>
@@ -3150,7 +3395,7 @@
         <w:t xml:space="preserve">สูงสุดถึง </w:t>
       </w:r>
       <w:r>
-        <w:t xml:space="preserve">0.91 [19] </w:t>
+        <w:t xml:space="preserve">0.91 [10] </w:t>
       </w:r>
       <w:r>
         <w:rPr>
@@ -3264,7 +3509,14 @@
         <w:t xml:space="preserve">ต่อความชื้น อุณหภูมิ และก๊าซรบกวนอื่น </w:t>
       </w:r>
       <w:r>
-        <w:t xml:space="preserve">Ahmad et al. [20] </w:t>
+        <w:rPr>
+          <w:rFonts w:hint="cs"/>
+          <w:cs/>
+        </w:rPr>
+        <w:t xml:space="preserve">เช่น </w:t>
+      </w:r>
+      <w:r>
+        <w:t xml:space="preserve">Ahmad et al. [12] </w:t>
       </w:r>
       <w:r>
         <w:rPr>
@@ -3307,65 +3559,7 @@
         <w:t xml:space="preserve">และการเปลี่ยนแปลงของสภาพแวดล้อมยังเป็นข้อจำกัดหลักที่ต้องชดเชยด้วยแบบจำลองหลายตัวแปร งานสนับสนุนอื่น ๆ </w:t>
       </w:r>
       <w:r>
-        <w:t>[21],[22]</w:t>
-      </w:r>
-      <w:r>
-        <w:rPr>
-          <w:cs/>
-        </w:rPr>
-        <w:t xml:space="preserve">ในคลังวรรณกรรมยังแสดงถึงความเป็นไปได้ของ </w:t>
-      </w:r>
-      <w:r>
-        <w:t xml:space="preserve">MOS </w:t>
-      </w:r>
-      <w:r>
-        <w:rPr>
-          <w:cs/>
-        </w:rPr>
-        <w:t xml:space="preserve">สำหรับมีเทน เช่น การออกแบบ </w:t>
-      </w:r>
-      <w:r>
-        <w:t xml:space="preserve">eNose </w:t>
-      </w:r>
-      <w:r>
-        <w:rPr>
-          <w:cs/>
-        </w:rPr>
-        <w:t xml:space="preserve">เจ็ดเซ็นเซอร์เพื่อจำแนก </w:t>
-      </w:r>
-      <w:r>
-        <w:t xml:space="preserve">CH₄/CO </w:t>
-      </w:r>
-      <w:r>
-        <w:rPr>
-          <w:cs/>
-        </w:rPr>
-        <w:t>ในก๊าซผสม และการ</w:t>
-      </w:r>
-      <w:r>
-        <w:rPr>
-          <w:rFonts w:hint="cs"/>
-          <w:cs/>
-        </w:rPr>
-        <w:t>เลือกใช้</w:t>
-      </w:r>
-      <w:r>
-        <w:rPr>
-          <w:cs/>
-        </w:rPr>
-        <w:t xml:space="preserve">วัสดุ </w:t>
-      </w:r>
-      <w:r>
-        <w:t xml:space="preserve">MOS chemiresistive </w:t>
-      </w:r>
-      <w:r>
-        <w:rPr>
-          <w:cs/>
-        </w:rPr>
-        <w:t xml:space="preserve">สำหรับ </w:t>
-      </w:r>
-      <w:r>
-        <w:t xml:space="preserve">CH₄ </w:t>
+        <w:t>[25],[26]</w:t>
       </w:r>
     </w:p>
     <w:p>
@@ -3377,7 +3571,60 @@
         <w:rPr>
           <w:cs/>
         </w:rPr>
-        <w:t>ในด้าน</w:t>
+        <w:lastRenderedPageBreak/>
+        <w:t xml:space="preserve">โดยสรุป การชดเชย </w:t>
+      </w:r>
+      <w:r>
+        <w:t xml:space="preserve">cross-sensitivity </w:t>
+      </w:r>
+      <w:r>
+        <w:rPr>
+          <w:cs/>
+        </w:rPr>
+        <w:t xml:space="preserve">ของ </w:t>
+      </w:r>
+      <w:r>
+        <w:t xml:space="preserve">MOS </w:t>
+      </w:r>
+      <w:r>
+        <w:rPr>
+          <w:cs/>
+        </w:rPr>
+        <w:t>ด้วยเซ็นเซอร์สภาพแวดล้อม (</w:t>
+      </w:r>
+      <w:r>
+        <w:t xml:space="preserve">T/H) </w:t>
+      </w:r>
+      <w:r>
+        <w:rPr>
+          <w:cs/>
+        </w:rPr>
+        <w:t xml:space="preserve">ร่วมกับ </w:t>
+      </w:r>
+      <w:r>
+        <w:t xml:space="preserve">ML </w:t>
+      </w:r>
+      <w:r>
+        <w:rPr>
+          <w:rFonts w:hint="cs"/>
+          <w:cs/>
+        </w:rPr>
+        <w:t>เพื่อชดเชยผลของสภาพแวดล้อมต่างๆมีผล</w:t>
+      </w:r>
+      <w:r>
+        <w:rPr>
+          <w:cs/>
+        </w:rPr>
+        <w:t>ต่อความแม่นยำ [10]</w:t>
+      </w:r>
+      <w:r>
+        <w:t xml:space="preserve">, [12], [27] </w:t>
+      </w:r>
+      <w:r>
+        <w:rPr>
+          <w:cs/>
+        </w:rPr>
+        <w:t>อย่างไรก็ตาม</w:t>
       </w:r>
       <w:r>
         <w:t xml:space="preserve"> </w:t>
@@ -3386,51 +3633,7 @@
         <w:rPr>
           <w:cs/>
         </w:rPr>
-        <w:t>การเรียนรู้ของเครื่อง</w:t>
-      </w:r>
-      <w:r>
-        <w:t xml:space="preserve"> </w:t>
-      </w:r>
-      <w:r>
-        <w:rPr>
-          <w:rFonts w:hint="cs"/>
-          <w:cs/>
-        </w:rPr>
-        <w:t xml:space="preserve">จากงานของ </w:t>
-      </w:r>
-      <w:r>
-        <w:t xml:space="preserve">Baruah </w:t>
-      </w:r>
-      <w:r>
-        <w:rPr>
-          <w:cs/>
-        </w:rPr>
-        <w:t xml:space="preserve">และ </w:t>
-      </w:r>
-      <w:r>
-        <w:t xml:space="preserve">Mazumder [23] </w:t>
-      </w:r>
-      <w:r>
-        <w:rPr>
-          <w:rFonts w:hint="cs"/>
-          <w:cs/>
-        </w:rPr>
-        <w:t>ได้</w:t>
-      </w:r>
-      <w:r>
-        <w:rPr>
-          <w:cs/>
-        </w:rPr>
-        <w:t xml:space="preserve">การประยุกต์ </w:t>
-      </w:r>
-      <w:r>
-        <w:t xml:space="preserve">ML </w:t>
-      </w:r>
-      <w:r>
-        <w:rPr>
-          <w:cs/>
-        </w:rPr>
-        <w:t xml:space="preserve">ร่วมกับ </w:t>
+        <w:t xml:space="preserve">ยังไม่พบงานวิจัยที่รวมทั้งสามองค์ประกอบ </w:t>
       </w:r>
       <w:r>
         <w:t xml:space="preserve">eNose </w:t>
@@ -3439,320 +3642,74 @@
         <w:rPr>
           <w:cs/>
         </w:rPr>
-        <w:t xml:space="preserve">และสรุปว่าเทคนิค </w:t>
-      </w:r>
-      <w:r>
-        <w:t xml:space="preserve">PCA </w:t>
-      </w:r>
-      <w:r>
-        <w:rPr>
-          <w:cs/>
-        </w:rPr>
-        <w:t xml:space="preserve">และ </w:t>
-      </w:r>
-      <w:r>
-        <w:t xml:space="preserve">SVM </w:t>
-      </w:r>
-      <w:r>
-        <w:rPr>
-          <w:cs/>
-        </w:rPr>
-        <w:t>ถูกใช้บ่อยในงานจำแนกและวิเคราะห์รูปแบบ แต่การทำ</w:t>
-      </w:r>
-      <w:r>
-        <w:t xml:space="preserve"> regression </w:t>
-      </w:r>
-      <w:r>
-        <w:rPr>
-          <w:cs/>
-        </w:rPr>
-        <w:t>เพื่อประเมินความเข้มข้นเชิงตัวเลข</w:t>
-      </w:r>
-      <w:r>
-        <w:t xml:space="preserve"> </w:t>
-      </w:r>
-      <w:r>
-        <w:rPr>
-          <w:cs/>
-        </w:rPr>
-        <w:t xml:space="preserve">ยังต้องการการออกแบบ </w:t>
-      </w:r>
-      <w:r>
-        <w:t xml:space="preserve">feature </w:t>
-      </w:r>
-      <w:r>
-        <w:rPr>
-          <w:cs/>
-        </w:rPr>
-        <w:t xml:space="preserve">การแบ่งชุดข้อมูล และการสอบเทียบกับวิธีอ้างอิงอย่างเป็นระบบ ในบริบทของ </w:t>
-      </w:r>
-      <w:r>
-        <w:t xml:space="preserve">CH₄ </w:t>
-      </w:r>
-      <w:r>
-        <w:rPr>
-          <w:cs/>
-        </w:rPr>
-        <w:t xml:space="preserve">โดยเฉพาะ มีงานแสดงศักยภาพของ </w:t>
-      </w:r>
-      <w:r>
-        <w:t xml:space="preserve">ML calibration </w:t>
-      </w:r>
-      <w:r>
-        <w:rPr>
-          <w:cs/>
-        </w:rPr>
-        <w:t xml:space="preserve">หลายชิ้น เช่น </w:t>
-      </w:r>
-      <w:r>
-        <w:t xml:space="preserve">Andrews et al. [24] </w:t>
-      </w:r>
-      <w:r>
-        <w:rPr>
-          <w:cs/>
-        </w:rPr>
-        <w:t xml:space="preserve">ที่ใช้ </w:t>
-      </w:r>
-      <w:r>
-        <w:t xml:space="preserve">ML </w:t>
-      </w:r>
-      <w:r>
-        <w:rPr>
-          <w:cs/>
-        </w:rPr>
-        <w:t xml:space="preserve">สอบเทียบเซ็นเซอร์ก๊าซสำหรับติดตาม </w:t>
-      </w:r>
-      <w:r>
-        <w:t xml:space="preserve">methane emissions </w:t>
-      </w:r>
-      <w:r>
-        <w:rPr>
-          <w:cs/>
-        </w:rPr>
-        <w:t xml:space="preserve">และ </w:t>
-      </w:r>
-      <w:r>
-        <w:t xml:space="preserve">Mitchell et al. [25] </w:t>
-      </w:r>
-      <w:r>
-        <w:rPr>
-          <w:cs/>
-        </w:rPr>
-        <w:t xml:space="preserve">ที่สาธิตการสอบเทียบเซ็นเซอร์ </w:t>
-      </w:r>
-      <w:r>
-        <w:t xml:space="preserve">Figaro </w:t>
-      </w:r>
-      <w:r>
-        <w:rPr>
-          <w:cs/>
-        </w:rPr>
-        <w:t xml:space="preserve">ด้วย </w:t>
-      </w:r>
-      <w:r>
-        <w:t xml:space="preserve">ML </w:t>
-      </w:r>
-      <w:r>
-        <w:rPr>
-          <w:cs/>
-        </w:rPr>
-        <w:t>ในพื้นที่พรุ ซึ่งใกล้เคียงกับสภาพภาคสนามและ</w:t>
-      </w:r>
-      <w:r>
-        <w:rPr>
-          <w:rFonts w:hint="cs"/>
-          <w:cs/>
-        </w:rPr>
-        <w:t xml:space="preserve">ให้ผลว่า </w:t>
-      </w:r>
-      <w:r>
-        <w:rPr>
-          <w:cs/>
-        </w:rPr>
-        <w:t xml:space="preserve">แบบจำลองสามารถให้ค่า </w:t>
-      </w:r>
-      <w:r>
-        <w:t xml:space="preserve">R² </w:t>
-      </w:r>
-      <w:r>
-        <w:rPr>
-          <w:cs/>
-        </w:rPr>
-        <w:t xml:space="preserve">สูงมากในการสอบเทียบ (ถึงระดับ </w:t>
-      </w:r>
-      <w:r>
-        <w:t xml:space="preserve">~0.997 </w:t>
-      </w:r>
-      <w:r>
-        <w:rPr>
-          <w:cs/>
-        </w:rPr>
-        <w:t xml:space="preserve">ในเงื่อนไขที่ควบคุม) </w:t>
-      </w:r>
-    </w:p>
-    <w:p>
-      <w:pPr>
-        <w:spacing w:before="100" w:beforeAutospacing="1" w:after="100" w:afterAutospacing="1"/>
-        <w:ind w:left="720"/>
-      </w:pPr>
-      <w:r>
-        <w:rPr>
-          <w:cs/>
-        </w:rPr>
-        <w:t xml:space="preserve">โดยสรุป วรรณกรรมชี้ตรงกันว่าการชดเชย </w:t>
-      </w:r>
-      <w:r>
-        <w:t xml:space="preserve">cross-sensitivity </w:t>
-      </w:r>
-      <w:r>
-        <w:rPr>
-          <w:cs/>
-        </w:rPr>
-        <w:t xml:space="preserve">ของ </w:t>
-      </w:r>
-      <w:r>
-        <w:t xml:space="preserve">MOS </w:t>
-      </w:r>
-      <w:r>
-        <w:rPr>
-          <w:cs/>
-        </w:rPr>
-        <w:t>ด้วยเซ็นเซอร์สภาพแวดล้อม (</w:t>
-      </w:r>
-      <w:r>
-        <w:t xml:space="preserve">T/H/P) </w:t>
-      </w:r>
-      <w:r>
-        <w:rPr>
-          <w:cs/>
-        </w:rPr>
-        <w:t xml:space="preserve">ร่วมกับ </w:t>
-      </w:r>
-      <w:r>
-        <w:t xml:space="preserve">ML </w:t>
-      </w:r>
-      <w:r>
-        <w:rPr>
-          <w:rFonts w:hint="cs"/>
-          <w:cs/>
-        </w:rPr>
-        <w:t>เพื่อชดเชยผลของสภาพแวดล้อมต่างๆมีผล</w:t>
-      </w:r>
-      <w:r>
-        <w:rPr>
-          <w:cs/>
-        </w:rPr>
-        <w:t>ต่อความแม่นยำ [</w:t>
-      </w:r>
-      <w:r>
-        <w:t xml:space="preserve">19], [20], [24] </w:t>
-      </w:r>
-      <w:r>
-        <w:rPr>
-          <w:cs/>
-        </w:rPr>
-        <w:t>อย่างไรก็ตาม</w:t>
-      </w:r>
-      <w:r>
-        <w:t xml:space="preserve"> </w:t>
-      </w:r>
-      <w:r>
-        <w:rPr>
-          <w:cs/>
-        </w:rPr>
-        <w:t xml:space="preserve">ยังไม่พบงานวิจัยที่รวมทั้งสามองค์ประกอบ </w:t>
+        <w:t xml:space="preserve">แบบอาเรย์ </w:t>
+      </w:r>
+      <w:r>
+        <w:t xml:space="preserve">MOS, ML regression </w:t>
+      </w:r>
+      <w:r>
+        <w:rPr>
+          <w:cs/>
+        </w:rPr>
+        <w:t xml:space="preserve">ให้ค่า </w:t>
+      </w:r>
+      <w:r>
+        <w:t xml:space="preserve">ppm </w:t>
+      </w:r>
+      <w:r>
+        <w:rPr>
+          <w:cs/>
+        </w:rPr>
+        <w:t>ต่อเนื่อง และ</w:t>
+      </w:r>
+      <w:r>
+        <w:rPr>
+          <w:rFonts w:hint="cs"/>
+          <w:cs/>
+        </w:rPr>
+        <w:t>ใน</w:t>
+      </w:r>
+      <w:r>
+        <w:rPr>
+          <w:cs/>
+        </w:rPr>
+        <w:t>บริบท</w:t>
+      </w:r>
+      <w:r>
+        <w:rPr>
+          <w:rFonts w:hint="cs"/>
+          <w:cs/>
+        </w:rPr>
+        <w:t>ของ</w:t>
+      </w:r>
+      <w:r>
+        <w:rPr>
+          <w:cs/>
+        </w:rPr>
+        <w:t>นาข้าว งานวิจัยนี้จึงมุ่งเ</w:t>
+      </w:r>
+      <w:r>
+        <w:rPr>
+          <w:rFonts w:hint="cs"/>
+          <w:cs/>
+        </w:rPr>
+        <w:t>น้นที่การ</w:t>
+      </w:r>
+      <w:r>
+        <w:rPr>
+          <w:cs/>
+        </w:rPr>
+        <w:t xml:space="preserve">พัฒนาระบบ </w:t>
       </w:r>
       <w:r>
         <w:t xml:space="preserve">eNose </w:t>
       </w:r>
       <w:r>
         <w:rPr>
-          <w:cs/>
-        </w:rPr>
-        <w:t xml:space="preserve">แบบอาเรย์ </w:t>
-      </w:r>
-      <w:r>
-        <w:t xml:space="preserve">MOS, ML regression </w:t>
-      </w:r>
-      <w:r>
-        <w:rPr>
-          <w:cs/>
-        </w:rPr>
-        <w:t xml:space="preserve">ให้ค่า </w:t>
-      </w:r>
-      <w:r>
-        <w:t xml:space="preserve">ppm </w:t>
-      </w:r>
-      <w:r>
-        <w:rPr>
-          <w:cs/>
-        </w:rPr>
-        <w:t>ต่อเนื่อง และ</w:t>
-      </w:r>
-      <w:r>
-        <w:rPr>
-          <w:rFonts w:hint="cs"/>
-          <w:cs/>
-        </w:rPr>
-        <w:t>ใน</w:t>
-      </w:r>
-      <w:r>
-        <w:rPr>
-          <w:cs/>
-        </w:rPr>
-        <w:t>บริบท</w:t>
-      </w:r>
-      <w:r>
-        <w:rPr>
-          <w:rFonts w:hint="cs"/>
-          <w:cs/>
-        </w:rPr>
-        <w:t>ของ</w:t>
-      </w:r>
-      <w:r>
-        <w:rPr>
-          <w:cs/>
-        </w:rPr>
-        <w:t>นาข้าว ไว้ในงานเดียว</w:t>
-      </w:r>
-      <w:r>
-        <w:rPr>
-          <w:rFonts w:hint="cs"/>
-          <w:cs/>
-        </w:rPr>
-        <w:t>กัน</w:t>
-      </w:r>
-      <w:r>
-        <w:t xml:space="preserve"> </w:t>
-      </w:r>
-      <w:r>
-        <w:rPr>
-          <w:cs/>
-        </w:rPr>
-        <w:t>งานวิจัยนี้จึงมุ่งเ</w:t>
-      </w:r>
-      <w:r>
-        <w:rPr>
-          <w:rFonts w:hint="cs"/>
-          <w:cs/>
-        </w:rPr>
-        <w:t>น้นที่การ</w:t>
-      </w:r>
-      <w:r>
-        <w:rPr>
-          <w:cs/>
-        </w:rPr>
-        <w:t xml:space="preserve">พัฒนาระบบ </w:t>
-      </w:r>
-      <w:r>
-        <w:t xml:space="preserve">eNose </w:t>
-      </w:r>
-      <w:r>
-        <w:rPr>
-          <w:rFonts w:hint="cs"/>
-          <w:cs/>
-        </w:rPr>
-        <w:t xml:space="preserve">ขนาดพกพาที่สามารถชดเชยผลของสิ่งแวดล้อม และทำนายผลปริมาณ </w:t>
+          <w:rFonts w:hint="cs"/>
+          <w:cs/>
+        </w:rPr>
+        <w:t xml:space="preserve">ที่ชดเชยผลของสิ่งแวดล้อม และทำนายผลปริมาณ </w:t>
       </w:r>
       <w:r>
         <w:t xml:space="preserve">CH₄ </w:t>
@@ -3913,9 +3870,6 @@
           <w:ilvl w:val="2"/>
           <w:numId w:val="7"/>
         </w:numPr>
-        <w:rPr>
-          <w:rFonts w:hint="cs"/>
-        </w:rPr>
       </w:pPr>
       <w:r>
         <w:rPr>
@@ -3977,9 +3931,6 @@
           <w:ilvl w:val="2"/>
           <w:numId w:val="7"/>
         </w:numPr>
-        <w:rPr>
-          <w:rFonts w:hint="cs"/>
-        </w:rPr>
       </w:pPr>
       <w:r>
         <w:rPr>
@@ -3989,20 +3940,11 @@
         <w:t>ได้แบบจำลองที่สามารถวัดค่าความเข้มข้นของก๊าซมีเทนได้ ในขอบเขตที่กำหนดไว้</w:t>
       </w:r>
     </w:p>
-    <w:p>
-      <w:pPr>
-        <w:rPr>
-          <w:rFonts w:hint="cs"/>
-        </w:rPr>
-      </w:pPr>
-    </w:p>
+    <w:p/>
     <w:p>
       <w:pPr>
         <w:pStyle w:val="ListParagraph"/>
         <w:ind w:left="360"/>
-        <w:rPr>
-          <w:rFonts w:hint="cs"/>
-        </w:rPr>
       </w:pPr>
     </w:p>
     <w:p>
@@ -4182,6 +4124,7 @@
     </w:p>
     <w:p>
       <w:r>
+        <w:lastRenderedPageBreak/>
         <w:t xml:space="preserve">[3] </w:t>
       </w:r>
       <w:proofErr w:type="spellStart"/>
@@ -4222,15 +4165,7 @@
     </w:p>
     <w:p>
       <w:r>
-        <w:t>[5</w:t>
-      </w:r>
-      <w:proofErr w:type="gramStart"/>
-      <w:r>
-        <w:t>] P.</w:t>
-      </w:r>
-      <w:proofErr w:type="gramEnd"/>
-      <w:r>
-        <w:t xml:space="preserve"> Rajasekar and J. A. V. Selvi, "Sensing and Analysis of Greenhouse Gas Emissions from Rice Fields to the Near Field Atmosphere," </w:t>
+        <w:t xml:space="preserve">[5] P. Rajasekar and J. A. V. Selvi, "Sensing and Analysis of Greenhouse Gas Emissions from Rice Fields to the Near Field Atmosphere," </w:t>
       </w:r>
       <w:r>
         <w:rPr>
@@ -4245,7 +4180,6 @@
     </w:p>
     <w:p>
       <w:r>
-        <w:lastRenderedPageBreak/>
         <w:t xml:space="preserve">[6] M. Zaman et al., "Methodology for measuring greenhouse gas emissions from agricultural soils using non-isotopic techniques," in </w:t>
       </w:r>
       <w:r>
@@ -4373,238 +4307,90 @@
         <w:t>, 2026.</w:t>
       </w:r>
     </w:p>
+    <w:p>
+      <w:r>
+        <w:t>[13] H. Zhou et al., "Paddy rice methane emissions, controlling factors, and mitigation potentials across Monsoon Asia," Sci. Total Environ., vol. 935, p. 173441, 2024, doi: 10.1016/j.scitotenv.2024.173441.</w:t>
+      </w:r>
+    </w:p>
+    <w:p>
+      <w:r>
+        <w:t>[14] T. D. Xuan, T. T. N. Minh, R. Rayee, N. Dong, and N. X. Chien, "Advances in mitigating methane emissions from rice cultivation: past, present, and future strategies," Environ. Sci. Pollut. Res., 2025, doi: 10.1007/s11356-025-36776-8.</w:t>
+      </w:r>
+    </w:p>
+    <w:p>
+      <w:r>
+        <w:t>[15] A. Rafy, M. Hannan, M. Mohammed, and N. Khan, "Meta-Analysis of Alternate Wetting and Drying (AWD) Irrigation Effects on Methane and Nitrous Oxide Emissions Across Different Climates and Soil Types," Eur. J. Ecol. Biol. Agric., vol. 2, no. 5, pp. 181-200, 2025, doi: 10.59324/ejeba.2025.2(5).13.</w:t>
+      </w:r>
+    </w:p>
+    <w:p>
+      <w:r>
+        <w:t>[16] S. S. Anapalli, S. R. Pinnamaneni, K. N. Reddy, P. Wagle, and A. J. Ashworth, "Eddy covariance assessment of alternate wetting and drying floodwater management on rice methane emissions," Heliyon, vol. 9, no. 4, p. e14696, 2023, doi: 10.1016/j.heliyon.2023.e14696.</w:t>
+      </w:r>
+    </w:p>
+    <w:p>
+      <w:r>
+        <w:lastRenderedPageBreak/>
+        <w:t>[17] S. Guan, Z. Qi, S. Li, S. Du, and D. Xu, "Effects of rice root development and rhizosphere soil on methane emission in paddy fields," Plants, vol. 13, no. 22, p. 3223, 2024, doi: 10.3390/plants13223223.</w:t>
+      </w:r>
+    </w:p>
+    <w:p>
+      <w:r>
+        <w:t>[18] D. Yusong et al., "Methane emissions from rice paddies are regulated by carbon availability and soil pH along a mean annual temperature gradient," Sci. Rep., vol. 16, p. 14129, 2026, doi: 10.1038/s41598-026-43940-8.</w:t>
+      </w:r>
+    </w:p>
+    <w:p>
+      <w:r>
+        <w:t>[19] T. Yang, M. Wang, X. Wang, C. Xu, F. Fang, and F. Li, "Product type, rice variety, and agronomic measures determined the efficacy of enhanced-efficiency nitrogen fertilizer on the CH4 emission and rice yields in paddy fields: A meta-analysis," Agronomy, vol. 12, no. 10, p. 2240, 2022, doi: 10.3390/agronomy12102240.</w:t>
+      </w:r>
+    </w:p>
+    <w:p>
+      <w:r>
+        <w:t>[20] Q. Hu et al., "Global methane emissions from rice paddies: CH4MOD model development and application," iScience, vol. 27, no. 11, p. 111237, 2024, doi: 10.1016/j.isci.2024.111237.</w:t>
+      </w:r>
+    </w:p>
+    <w:p>
+      <w:r>
+        <w:t>[21] T. B. T. Vo et al., "Measurement approaches for greenhouse gas emissions from rice II: advanced technology for accelerating throughput," Front. Agron., vol. 7, p. 1693620, 2026, doi: 10.3389/fagro.2025.1693620.</w:t>
+      </w:r>
+    </w:p>
+    <w:p>
+      <w:r>
+        <w:t>[22] Y. Xu, A. Yazdinejad, H. Wang, and J. D. Kong, "From detection to decision: A systematic literature review of AI and machine learning evolution in methane modelling," SSRN, 2025, doi: 10.2139/ssrn.5218753.</w:t>
+      </w:r>
+    </w:p>
+    <w:p>
+      <w:r>
+        <w:t>[23] Q. Zhang et al., "Machine learning-driven method for in-situ high-frequency CH4 measurement in paddy fields based on water-soil-air factors," J. Environ. Manage., vol. 393, p. 127132, 2025, doi: 10.1016/j.jenvman.2025.127132.</w:t>
+      </w:r>
+    </w:p>
+    <w:p>
+      <w:r>
+        <w:t>[24] Z. Ye, Y. Liu, and Q. Li, "Recent progress in smart electronic nose technologies enabled with machine learning methods," Sensors, vol. 21, no. 22, p. 7620, 2021, doi: 10.3390/s21227620.</w:t>
+      </w:r>
+    </w:p>
+    <w:p>
+      <w:r>
+        <w:t>[25] J. Yin et al., "Rapid identification method for CH4/CO/CH4-CO gas mixtures based on electronic nose," Sensors, vol. 23, no. 6, p. 2975, 2023, doi: 10.3390/s23062975.</w:t>
+      </w:r>
+    </w:p>
+    <w:p>
+      <w:r>
+        <w:t>[26] L. Fu, S. You, G. Li, X. Li, and Z. Fan, "Application of semiconductor metal oxide in chemiresistive methane gas sensor: Recent developments and future perspectives," Molecules, vol. 28, no. 18, p. 6710, 2023, doi: 10.3390/molecules28186710.</w:t>
+      </w:r>
+    </w:p>
+    <w:p>
+      <w:r>
+        <w:t>[27] B. Andrews, A. Chakrabarti, M. Dauphin, and A. Speck, "Application of machine learning for calibrating gas sensors for methane emissions monitoring," Sensors, vol. 23, no. 24, p. 9898, 2023, doi: 10.3390/s23249898.</w:t>
+      </w:r>
+    </w:p>
+    <w:p>
+      <w:r>
+        <w:t>[28] H. L. Mitchell, S. J. Cox, and H. G. Lewis, "Calibration of a low-cost methane sensor using machine learning," Sensors, vol. 24, no. 4, p. 1066, 2024, doi: 10.3390/s24041066.</w:t>
+      </w:r>
+    </w:p>
     <w:p/>
     <w:p/>
-    <w:p>
-      <w:pPr>
-        <w:pStyle w:val="EndNoteBibliography"/>
-        <w:spacing w:after="0"/>
-        <w:ind w:left="720" w:hanging="720"/>
-      </w:pPr>
-      <w:r>
-        <w:fldChar w:fldCharType="begin"/>
-      </w:r>
-      <w:r>
-        <w:instrText xml:space="preserve"> ADDIN EN.REFLIST </w:instrText>
-      </w:r>
-      <w:r>
-        <w:fldChar w:fldCharType="separate"/>
-      </w:r>
-      <w:r>
-        <w:t>1.</w:t>
-      </w:r>
-      <w:r>
-        <w:tab/>
-        <w:t xml:space="preserve">Sowcharoensuk, C. </w:t>
-      </w:r>
-      <w:r>
-        <w:rPr>
-          <w:i/>
-        </w:rPr>
-        <w:t>Industry Outlook 2026-2028: Rice Industry</w:t>
-      </w:r>
-      <w:r>
-        <w:t xml:space="preserve">. 2026; Available from: </w:t>
-      </w:r>
-      <w:hyperlink r:id="rId10" w:history="1">
-        <w:r>
-          <w:rPr>
-            <w:rStyle w:val="Hyperlink"/>
-          </w:rPr>
-          <w:t>https://www.krungsri.com/th/research/industry/industry-outlook/agriculture/rice/io/io-rice-2026-2028</w:t>
-        </w:r>
-      </w:hyperlink>
-      <w:r>
-        <w:t>.</w:t>
-      </w:r>
-    </w:p>
-    <w:p>
-      <w:pPr>
-        <w:pStyle w:val="EndNoteBibliography"/>
-        <w:spacing w:after="0"/>
-        <w:ind w:left="720" w:hanging="720"/>
-      </w:pPr>
-      <w:r>
-        <w:t>2.</w:t>
-      </w:r>
-      <w:r>
-        <w:tab/>
-        <w:t xml:space="preserve">Nation, T., </w:t>
-      </w:r>
-      <w:r>
-        <w:rPr>
-          <w:i/>
-        </w:rPr>
-        <w:t>Thai farm incomes face pressure from global rice market shifts</w:t>
-      </w:r>
-      <w:r>
-        <w:t xml:space="preserve">, in </w:t>
-      </w:r>
-      <w:r>
-        <w:rPr>
-          <w:i/>
-        </w:rPr>
-        <w:t>The Nation</w:t>
-      </w:r>
-      <w:r>
-        <w:t>. 2026.</w:t>
-      </w:r>
-    </w:p>
-    <w:p>
-      <w:pPr>
-        <w:pStyle w:val="EndNoteBibliography"/>
-        <w:spacing w:after="0"/>
-        <w:ind w:left="720" w:hanging="720"/>
-      </w:pPr>
-      <w:r>
-        <w:t>3.</w:t>
-      </w:r>
-      <w:r>
-        <w:tab/>
-        <w:t xml:space="preserve">Thairath, </w:t>
-      </w:r>
-      <w:r>
-        <w:rPr>
-          <w:i/>
-        </w:rPr>
-        <w:t>Thai Rice Exports in 2025 Surpass Targets Efforts Accelerate in 2026 to Maintain and Expand Markets</w:t>
-      </w:r>
-      <w:r>
-        <w:t xml:space="preserve">, in </w:t>
-      </w:r>
-      <w:r>
-        <w:rPr>
-          <w:i/>
-        </w:rPr>
-        <w:t>Thairath</w:t>
-      </w:r>
-      <w:r>
-        <w:t>. 2026.</w:t>
-      </w:r>
-    </w:p>
-    <w:p>
-      <w:pPr>
-        <w:pStyle w:val="EndNoteBibliography"/>
-        <w:spacing w:after="0"/>
-        <w:ind w:left="720" w:hanging="720"/>
-      </w:pPr>
-      <w:r>
-        <w:t>4.</w:t>
-      </w:r>
-      <w:r>
-        <w:tab/>
-        <w:t xml:space="preserve">Nguyen, H., et al., </w:t>
-      </w:r>
-      <w:r>
-        <w:rPr>
-          <w:i/>
-        </w:rPr>
-        <w:t>Carbon Footprint Reduction from Closing Rice Yield Gaps</w:t>
-      </w:r>
-      <w:r>
-        <w:t>. 2023. p. 149-176.</w:t>
-      </w:r>
-    </w:p>
-    <w:p>
-      <w:pPr>
-        <w:pStyle w:val="EndNoteBibliography"/>
-        <w:spacing w:after="0"/>
-        <w:ind w:left="720" w:hanging="720"/>
-      </w:pPr>
-      <w:r>
-        <w:t>5.</w:t>
-      </w:r>
-      <w:r>
-        <w:tab/>
-        <w:t xml:space="preserve">Zaman, M., et al., </w:t>
-      </w:r>
-      <w:r>
-        <w:rPr>
-          <w:i/>
-        </w:rPr>
-        <w:t>Methodology for measuring greenhouse gas emissions from agricultural soils using non-isotopic techniques</w:t>
-      </w:r>
-      <w:r>
-        <w:t xml:space="preserve">, in </w:t>
-      </w:r>
-      <w:r>
-        <w:rPr>
-          <w:i/>
-        </w:rPr>
-        <w:t>Measuring emission of agricultural greenhouse gases and developing mitigation options using nuclear and related techniques: Applications of nuclear techniques for GHGs</w:t>
-      </w:r>
-      <w:r>
-        <w:t>. 2021, Springer. p. 11-108.</w:t>
-      </w:r>
-    </w:p>
-    <w:p>
-      <w:pPr>
-        <w:pStyle w:val="EndNoteBibliography"/>
-        <w:spacing w:after="0"/>
-        <w:ind w:left="720" w:hanging="720"/>
-      </w:pPr>
-      <w:r>
-        <w:t>6.</w:t>
-      </w:r>
-      <w:r>
-        <w:tab/>
-        <w:t xml:space="preserve">Mumu, N.J., et al., </w:t>
-      </w:r>
-      <w:r>
-        <w:rPr>
-          <w:i/>
-        </w:rPr>
-        <w:t>Methodological progress in the measurement of agricultural greenhouse gases.</w:t>
-      </w:r>
-      <w:r>
-        <w:t xml:space="preserve"> Carbon Management, 2024. </w:t>
-      </w:r>
-      <w:r>
-        <w:rPr>
-          <w:b/>
-        </w:rPr>
-        <w:t>15</w:t>
-      </w:r>
-      <w:r>
-        <w:t>(1): p. 2366527.</w:t>
-      </w:r>
-    </w:p>
-    <w:p>
-      <w:pPr>
-        <w:pStyle w:val="EndNoteBibliography"/>
-        <w:ind w:left="720" w:hanging="720"/>
-      </w:pPr>
-      <w:r>
-        <w:t>7.</w:t>
-      </w:r>
-      <w:r>
-        <w:tab/>
-        <w:t xml:space="preserve">Rajasekar, P. and J.A.V. Selvi, </w:t>
-      </w:r>
-      <w:r>
-        <w:rPr>
-          <w:i/>
-        </w:rPr>
-        <w:t>Sensing and Analysis of Greenhouse Gas Emissions from Rice Fields to the Near Field Atmosphere.</w:t>
-      </w:r>
-      <w:r>
-        <w:t xml:space="preserve"> Sensors, 2022. </w:t>
-      </w:r>
-      <w:r>
-        <w:rPr>
-          <w:b/>
-        </w:rPr>
-        <w:t>22</w:t>
-      </w:r>
-      <w:r>
-        <w:t>(11): p. 4141.</w:t>
-      </w:r>
-    </w:p>
-    <w:p>
-      <w:r>
-        <w:fldChar w:fldCharType="end"/>
-      </w:r>
-    </w:p>
+    <w:p/>
     <w:sectPr>
       <w:pgSz w:w="11906" w:h="16838"/>
       <w:pgMar w:top="1440" w:right="1440" w:bottom="1440" w:left="1440" w:header="708" w:footer="708" w:gutter="0"/>
@@ -4616,7 +4402,7 @@
 </file>
 
 <file path=word/numbering.xml><?xml version="1.0" encoding="utf-8"?>
-<w:numbering xmlns:wpc="http://schemas.microsoft.com/office/word/2010/wordprocessingCanvas" xmlns:cx="http://schemas.microsoft.com/office/drawing/2014/chartex" xmlns:cx1="http://schemas.microsoft.com/office/drawing/2015/9/8/chartex" xmlns:cx2="http://schemas.microsoft.com/office/drawing/2015/10/21/chartex" xmlns:cx3="http://schemas.microsoft.com/office/drawing/2016/5/9/chartex" xmlns:cx4="http://schemas.microsoft.com/office/drawing/2016/5/10/chartex" xmlns:cx5="http://schemas.microsoft.com/office/drawing/2016/5/11/chartex" xmlns:cx6="http://schemas.microsoft.com/office/drawing/2016/5/12/chartex" xmlns:cx7="http://schemas.microsoft.com/office/drawing/2016/5/13/chartex" xmlns:cx8="http://schemas.microsoft.com/office/drawing/2016/5/14/chartex" xmlns:mc="http://schemas.openxmlformats.org/markup-compatibility/2006" xmlns:aink="http://schemas.microsoft.com/office/drawing/2016/ink" xmlns:am3d="http://schemas.microsoft.com/office/drawing/2017/model3d" xmlns:o="urn:schemas-microsoft-com:office:office" xmlns:oel="http://schemas.microsoft.com/office/2019/extlst" xmlns:r="http://schemas.openxmlformats.org/officeDocument/2006/relationships" xmlns:m="http://schemas.openxmlformats.org/officeDocument/2006/math" xmlns:v="urn:schemas-microsoft-com:vml" xmlns:wp14="http://schemas.microsoft.com/office/word/2010/wordprocessingDrawing" xmlns:wp="http://schemas.openxmlformats.org/drawingml/2006/wordprocessingDrawing" xmlns:w10="urn:schemas-microsoft-com:office:word" xmlns:w="http://schemas.openxmlformats.org/wordprocessingml/2006/main" xmlns:w14="http://schemas.microsoft.com/office/word/2010/wordml" xmlns:w15="http://schemas.microsoft.com/office/word/2012/wordml" xmlns:w16cex="http://schemas.microsoft.com/office/word/2018/wordml/cex" xmlns:w16cid="http://schemas.microsoft.com/office/word/2016/wordml/cid" xmlns:w16="http://schemas.microsoft.com/office/word/2018/wordml" xmlns:w16du="http://schemas.microsoft.com/office/word/2023/wordml/word16du" xmlns:w16sdtdh="http://schemas.microsoft.com/office/word/2020/wordml/sdtdatahash" xmlns:w16sdtfl="http://schemas.microsoft.com/office/word/2024/wordml/sdtformatlock" xmlns:w16se="http://schemas.microsoft.com/office/word/2015/wordml/symex" xmlns:wpg="http://schemas.microsoft.com/office/word/2010/wordprocessingGroup" xmlns:wpi="http://schemas.microsoft.com/office/word/2010/wordprocessingInk" xmlns:wne="http://schemas.microsoft.com/office/word/2006/wordml" xmlns:wps="http://schemas.microsoft.com/office/word/2010/wordprocessingShape" mc:Ignorable="w14 w15 w16se w16cid w16 w16cex w16sdtdh w16sdtfl w16du wp14">
+<w:numbering xmlns:wpc="http://schemas.microsoft.com/office/word/2010/wordprocessingCanvas" xmlns:cx="http://schemas.microsoft.com/office/drawing/2014/chartex" xmlns:cx1="http://schemas.microsoft.com/office/drawing/2015/9/8/chartex" xmlns:cx2="http://schemas.microsoft.com/office/drawing/2015/10/21/chartex" xmlns:cx3="http://schemas.microsoft.com/office/drawing/2016/5/9/chartex" xmlns:cx4="http://schemas.microsoft.com/office/drawing/2016/5/10/chartex" xmlns:cx5="http://schemas.microsoft.com/office/drawing/2016/5/11/chartex" xmlns:cx6="http://schemas.microsoft.com/office/drawing/2016/5/12/chartex" xmlns:cx7="http://schemas.microsoft.com/office/drawing/2016/5/13/chartex" xmlns:cx8="http://schemas.microsoft.com/office/drawing/2016/5/14/chartex" xmlns:mc="http://schemas.openxmlformats.org/markup-compatibility/2006" xmlns:aink="http://schemas.microsoft.com/office/drawing/2016/ink" xmlns:am3d="http://schemas.microsoft.com/office/drawing/2017/model3d" xmlns:o="urn:schemas-microsoft-com:office:office" xmlns:oel="http://schemas.microsoft.com/office/2019/extlst" xmlns:r="http://schemas.openxmlformats.org/officeDocument/2006/relationships" xmlns:m="http://schemas.openxmlformats.org/officeDocument/2006/math" xmlns:v="urn:schemas-microsoft-com:vml" xmlns:wp14="http://schemas.microsoft.com/office/word/2010/wordprocessingDrawing" xmlns:wp="http://schemas.openxmlformats.org/drawingml/2006/wordprocessingDrawing" xmlns:w10="urn:schemas-microsoft-com:office:word" xmlns:w="http://schemas.openxmlformats.org/wordprocessingml/2006/main" xmlns:w14="http://schemas.microsoft.com/office/word/2010/wordml" xmlns:w15="http://schemas.microsoft.com/office/word/2012/wordml" xmlns:w16cei="http://schemas.microsoft.com/office/word/2026/wordml/cei" xmlns:w16cex="http://schemas.microsoft.com/office/word/2018/wordml/cex" xmlns:w16cid="http://schemas.microsoft.com/office/word/2016/wordml/cid" xmlns:w16="http://schemas.microsoft.com/office/word/2018/wordml" xmlns:w16du="http://schemas.microsoft.com/office/word/2023/wordml/word16du" xmlns:w16sdtdh="http://schemas.microsoft.com/office/word/2020/wordml/sdtdatahash" xmlns:w16sdtfl="http://schemas.microsoft.com/office/word/2024/wordml/sdtformatlock" xmlns:w16se="http://schemas.microsoft.com/office/word/2015/wordml/symex" xmlns:wpg="http://schemas.microsoft.com/office/word/2010/wordprocessingGroup" xmlns:wpi="http://schemas.microsoft.com/office/word/2010/wordprocessingInk" xmlns:wne="http://schemas.microsoft.com/office/word/2006/wordml" xmlns:wps="http://schemas.microsoft.com/office/word/2010/wordprocessingShape" mc:Ignorable="w14 w15 w16se w16cid w16 w16cex w16sdtdh w16sdtfl w16du wp14">
   <w:abstractNum w:abstractNumId="0" w15:restartNumberingAfterBreak="0">
     <w:nsid w:val="05B51223"/>
     <w:multiLevelType w:val="multilevel"/>
@@ -6473,6 +6259,7 @@
   <w:style w:type="character" w:default="1" w:styleId="DefaultParagraphFont">
     <w:name w:val="Default Paragraph Font"/>
     <w:uiPriority w:val="1"/>
+    <w:semiHidden/>
     <w:unhideWhenUsed/>
   </w:style>
   <w:style w:type="table" w:default="1" w:styleId="TableNormal">
@@ -7476,12 +7263,7 @@
 </file>
 
 <file path=customXml/item2.xml><?xml version="1.0" encoding="utf-8"?>
-<?mso-contentType ?>
-<FormTemplates xmlns="http://schemas.microsoft.com/sharepoint/v3/contenttype/forms">
-  <Display>DocumentLibraryForm</Display>
-  <Edit>DocumentLibraryForm</Edit>
-  <New>DocumentLibraryForm</New>
-</FormTemplates>
+<b:Sources xmlns:b="http://schemas.openxmlformats.org/officeDocument/2006/bibliography" xmlns="http://schemas.openxmlformats.org/officeDocument/2006/bibliography" SelectedStyle="\APASixthEditionOfficeOnline.xsl" StyleName="APA" Version="6"/>
 </file>
 
 <file path=customXml/item3.xml><?xml version="1.0" encoding="utf-8"?>
@@ -7652,7 +7434,12 @@
 </file>
 
 <file path=customXml/item4.xml><?xml version="1.0" encoding="utf-8"?>
-<b:Sources xmlns:b="http://schemas.openxmlformats.org/officeDocument/2006/bibliography" xmlns="http://schemas.openxmlformats.org/officeDocument/2006/bibliography" SelectedStyle="\APASixthEditionOfficeOnline.xsl" StyleName="APA" Version="6"/>
+<?mso-contentType ?>
+<FormTemplates xmlns="http://schemas.microsoft.com/sharepoint/v3/contenttype/forms">
+  <Display>DocumentLibraryForm</Display>
+  <Edit>DocumentLibraryForm</Edit>
+  <New>DocumentLibraryForm</New>
+</FormTemplates>
 </file>
 
 <file path=customXml/itemProps1.xml><?xml version="1.0" encoding="utf-8"?>
@@ -7667,9 +7454,9 @@
 </file>
 
 <file path=customXml/itemProps2.xml><?xml version="1.0" encoding="utf-8"?>
-<ds:datastoreItem xmlns:ds="http://schemas.openxmlformats.org/officeDocument/2006/customXml" ds:itemID="{91D0AB4A-A7AE-4734-A4FD-BACA4532E615}">
+<ds:datastoreItem xmlns:ds="http://schemas.openxmlformats.org/officeDocument/2006/customXml" ds:itemID="{71EE9DF3-706A-4C9A-B0D9-B6E87233B6AA}">
   <ds:schemaRefs>
-    <ds:schemaRef ds:uri="http://schemas.microsoft.com/sharepoint/v3/contenttype/forms"/>
+    <ds:schemaRef ds:uri="http://schemas.openxmlformats.org/officeDocument/2006/bibliography"/>
   </ds:schemaRefs>
 </ds:datastoreItem>
 </file>
@@ -7694,9 +7481,9 @@
 </file>
 
 <file path=customXml/itemProps4.xml><?xml version="1.0" encoding="utf-8"?>
-<ds:datastoreItem xmlns:ds="http://schemas.openxmlformats.org/officeDocument/2006/customXml" ds:itemID="{71EE9DF3-706A-4C9A-B0D9-B6E87233B6AA}">
+<ds:datastoreItem xmlns:ds="http://schemas.openxmlformats.org/officeDocument/2006/customXml" ds:itemID="{91D0AB4A-A7AE-4734-A4FD-BACA4532E615}">
   <ds:schemaRefs>
-    <ds:schemaRef ds:uri="http://schemas.openxmlformats.org/officeDocument/2006/bibliography"/>
+    <ds:schemaRef ds:uri="http://schemas.microsoft.com/sharepoint/v3/contenttype/forms"/>
   </ds:schemaRefs>
 </ds:datastoreItem>
 </file>